--- a/CurriculumVitae_TomoroYanase.docx
+++ b/CurriculumVitae_TomoroYanase.docx
@@ -7,7 +7,7 @@
         <w:widowControl/>
         <w:jc w:val="center"/>
         <w:rPr>
-          <w:rFonts w:ascii="Arial" w:eastAsia="ＭＳ ゴシック" w:hAnsi="Arial" w:cs="Arial"/>
+          <w:rFonts w:ascii="Arial" w:eastAsia="MS Gothic" w:hAnsi="Arial" w:cs="Arial"/>
           <w:b/>
           <w:bCs/>
           <w:kern w:val="0"/>
@@ -17,7 +17,7 @@
       </w:pPr>
       <w:r>
         <w:rPr>
-          <w:rFonts w:ascii="Arial" w:eastAsia="ＭＳ ゴシック" w:hAnsi="Arial" w:cs="Arial"/>
+          <w:rFonts w:ascii="Arial" w:eastAsia="MS Gothic" w:hAnsi="Arial" w:cs="Arial"/>
           <w:b/>
           <w:bCs/>
           <w:color w:val="0D0D0D"/>
@@ -152,6 +152,7 @@
         </w:rPr>
         <w:t xml:space="preserve">dress: </w:t>
       </w:r>
+      <w:proofErr w:type="spellStart"/>
       <w:r>
         <w:rPr>
           <w:rFonts w:ascii="Arial" w:eastAsia="Meiryo UI" w:hAnsi="Arial" w:cs="Arial"/>
@@ -160,14 +161,10 @@
           <w:sz w:val="22"/>
           <w:szCs w:val="22"/>
         </w:rPr>
-        <w:t>Bundesstraße 53, 20146 Hamburg, Germany</w:t>
-      </w:r>
-    </w:p>
-    <w:p>
-      <w:pPr>
-        <w:widowControl/>
-        <w:ind w:leftChars="200" w:left="420"/>
-        <w:jc w:val="left"/>
+        <w:t>Bundesstraße</w:t>
+      </w:r>
+      <w:proofErr w:type="spellEnd"/>
+      <w:r>
         <w:rPr>
           <w:rFonts w:ascii="Arial" w:eastAsia="Meiryo UI" w:hAnsi="Arial" w:cs="Arial"/>
           <w:color w:val="0D0D0D"/>
@@ -175,8 +172,14 @@
           <w:sz w:val="22"/>
           <w:szCs w:val="22"/>
         </w:rPr>
-      </w:pPr>
-      <w:r>
+        <w:t xml:space="preserve"> 53, 20146 Hamburg, Germany</w:t>
+      </w:r>
+    </w:p>
+    <w:p>
+      <w:pPr>
+        <w:widowControl/>
+        <w:ind w:leftChars="200" w:left="420"/>
+        <w:jc w:val="left"/>
         <w:rPr>
           <w:rFonts w:ascii="Arial" w:eastAsia="Meiryo UI" w:hAnsi="Arial" w:cs="Arial"/>
           <w:color w:val="0D0D0D"/>
@@ -184,8 +187,7 @@
           <w:sz w:val="22"/>
           <w:szCs w:val="22"/>
         </w:rPr>
-        <w:t>E</w:t>
-      </w:r>
+      </w:pPr>
       <w:r>
         <w:rPr>
           <w:rFonts w:ascii="Arial" w:eastAsia="Meiryo UI" w:hAnsi="Arial" w:cs="Arial"/>
@@ -194,7 +196,7 @@
           <w:sz w:val="22"/>
           <w:szCs w:val="22"/>
         </w:rPr>
-        <w:t>-</w:t>
+        <w:t>E</w:t>
       </w:r>
       <w:r>
         <w:rPr>
@@ -204,7 +206,7 @@
           <w:sz w:val="22"/>
           <w:szCs w:val="22"/>
         </w:rPr>
-        <w:t>mail: tomoro.yanase</w:t>
+        <w:t>-</w:t>
       </w:r>
       <w:r>
         <w:rPr>
@@ -214,8 +216,10 @@
           <w:sz w:val="22"/>
           <w:szCs w:val="22"/>
         </w:rPr>
-        <w:t xml:space="preserve"> [at] </w:t>
-      </w:r>
+        <w:t xml:space="preserve">mail: </w:t>
+      </w:r>
+      <w:proofErr w:type="spellStart"/>
+      <w:proofErr w:type="gramStart"/>
       <w:r>
         <w:rPr>
           <w:rFonts w:ascii="Arial" w:eastAsia="Meiryo UI" w:hAnsi="Arial" w:cs="Arial"/>
@@ -224,14 +228,11 @@
           <w:sz w:val="22"/>
           <w:szCs w:val="22"/>
         </w:rPr>
-        <w:t>mpimet.mpg.de</w:t>
-      </w:r>
-    </w:p>
-    <w:p>
-      <w:pPr>
-        <w:widowControl/>
-        <w:ind w:leftChars="100" w:left="210"/>
-        <w:jc w:val="left"/>
+        <w:t>tomoro.yanase</w:t>
+      </w:r>
+      <w:proofErr w:type="spellEnd"/>
+      <w:proofErr w:type="gramEnd"/>
+      <w:r>
         <w:rPr>
           <w:rFonts w:ascii="Arial" w:eastAsia="Meiryo UI" w:hAnsi="Arial" w:cs="Arial"/>
           <w:color w:val="0D0D0D"/>
@@ -239,7 +240,8 @@
           <w:sz w:val="22"/>
           <w:szCs w:val="22"/>
         </w:rPr>
-      </w:pPr>
+        <w:t xml:space="preserve"> [at] </w:t>
+      </w:r>
       <w:r>
         <w:rPr>
           <w:rFonts w:ascii="Arial" w:eastAsia="Meiryo UI" w:hAnsi="Arial" w:cs="Arial"/>
@@ -248,13 +250,13 @@
           <w:sz w:val="22"/>
           <w:szCs w:val="22"/>
         </w:rPr>
-        <w:t>Assistant Professor</w:t>
-      </w:r>
-    </w:p>
-    <w:p>
-      <w:pPr>
-        <w:widowControl/>
-        <w:ind w:leftChars="200" w:left="420"/>
+        <w:t>mpimet.mpg.de</w:t>
+      </w:r>
+    </w:p>
+    <w:p>
+      <w:pPr>
+        <w:widowControl/>
+        <w:ind w:leftChars="100" w:left="210"/>
         <w:jc w:val="left"/>
         <w:rPr>
           <w:rFonts w:ascii="Arial" w:eastAsia="Meiryo UI" w:hAnsi="Arial" w:cs="Arial"/>
@@ -272,9 +274,14 @@
           <w:sz w:val="22"/>
           <w:szCs w:val="22"/>
         </w:rPr>
-        <w:t>Graduate School of Information Science</w:t>
-      </w:r>
-      <w:r>
+        <w:t>Assistant Professor</w:t>
+      </w:r>
+    </w:p>
+    <w:p>
+      <w:pPr>
+        <w:widowControl/>
+        <w:ind w:leftChars="200" w:left="420"/>
+        <w:jc w:val="left"/>
         <w:rPr>
           <w:rFonts w:ascii="Arial" w:eastAsia="Meiryo UI" w:hAnsi="Arial" w:cs="Arial"/>
           <w:color w:val="0D0D0D"/>
@@ -282,14 +289,8 @@
           <w:sz w:val="22"/>
           <w:szCs w:val="22"/>
         </w:rPr>
-        <w:t>, University of Hyogo</w:t>
-      </w:r>
-    </w:p>
-    <w:p>
-      <w:pPr>
-        <w:widowControl/>
-        <w:ind w:leftChars="200" w:left="420"/>
-        <w:jc w:val="left"/>
+      </w:pPr>
+      <w:r>
         <w:rPr>
           <w:rFonts w:ascii="Arial" w:eastAsia="Meiryo UI" w:hAnsi="Arial" w:cs="Arial"/>
           <w:color w:val="0D0D0D"/>
@@ -297,7 +298,8 @@
           <w:sz w:val="22"/>
           <w:szCs w:val="22"/>
         </w:rPr>
-      </w:pPr>
+        <w:t>Graduate School of Information Science</w:t>
+      </w:r>
       <w:r>
         <w:rPr>
           <w:rFonts w:ascii="Arial" w:eastAsia="Meiryo UI" w:hAnsi="Arial" w:cs="Arial"/>
@@ -306,9 +308,14 @@
           <w:sz w:val="22"/>
           <w:szCs w:val="22"/>
         </w:rPr>
-        <w:t xml:space="preserve">Address: </w:t>
-      </w:r>
-      <w:r>
+        <w:t>, University of Hyogo</w:t>
+      </w:r>
+    </w:p>
+    <w:p>
+      <w:pPr>
+        <w:widowControl/>
+        <w:ind w:leftChars="200" w:left="420"/>
+        <w:jc w:val="left"/>
         <w:rPr>
           <w:rFonts w:ascii="Arial" w:eastAsia="Meiryo UI" w:hAnsi="Arial" w:cs="Arial"/>
           <w:color w:val="0D0D0D"/>
@@ -316,8 +323,7 @@
           <w:sz w:val="22"/>
           <w:szCs w:val="22"/>
         </w:rPr>
-        <w:t>8-2-1 Gakuennishi-machi,</w:t>
-      </w:r>
+      </w:pPr>
       <w:r>
         <w:rPr>
           <w:rFonts w:ascii="Arial" w:eastAsia="Meiryo UI" w:hAnsi="Arial" w:cs="Arial"/>
@@ -326,7 +332,7 @@
           <w:sz w:val="22"/>
           <w:szCs w:val="22"/>
         </w:rPr>
-        <w:t xml:space="preserve"> </w:t>
+        <w:t xml:space="preserve">Address: </w:t>
       </w:r>
       <w:r>
         <w:rPr>
@@ -336,7 +342,71 @@
           <w:sz w:val="22"/>
           <w:szCs w:val="22"/>
         </w:rPr>
-        <w:t>Nishi-ku, Kobe 651-2197</w:t>
+        <w:t xml:space="preserve">8-2-1 </w:t>
+      </w:r>
+      <w:proofErr w:type="spellStart"/>
+      <w:r>
+        <w:rPr>
+          <w:rFonts w:ascii="Arial" w:eastAsia="Meiryo UI" w:hAnsi="Arial" w:cs="Arial"/>
+          <w:color w:val="0D0D0D"/>
+          <w:kern w:val="24"/>
+          <w:sz w:val="22"/>
+          <w:szCs w:val="22"/>
+        </w:rPr>
+        <w:t>Gakuennishi</w:t>
+      </w:r>
+      <w:proofErr w:type="spellEnd"/>
+      <w:r>
+        <w:rPr>
+          <w:rFonts w:ascii="Arial" w:eastAsia="Meiryo UI" w:hAnsi="Arial" w:cs="Arial"/>
+          <w:color w:val="0D0D0D"/>
+          <w:kern w:val="24"/>
+          <w:sz w:val="22"/>
+          <w:szCs w:val="22"/>
+        </w:rPr>
+        <w:t>-machi,</w:t>
+      </w:r>
+      <w:r>
+        <w:rPr>
+          <w:rFonts w:ascii="Arial" w:eastAsia="Meiryo UI" w:hAnsi="Arial" w:cs="Arial"/>
+          <w:color w:val="0D0D0D"/>
+          <w:kern w:val="24"/>
+          <w:sz w:val="22"/>
+          <w:szCs w:val="22"/>
+        </w:rPr>
+        <w:t xml:space="preserve"> </w:t>
+      </w:r>
+      <w:r>
+        <w:rPr>
+          <w:rFonts w:ascii="Arial" w:eastAsia="Meiryo UI" w:hAnsi="Arial" w:cs="Arial"/>
+          <w:color w:val="0D0D0D"/>
+          <w:kern w:val="24"/>
+          <w:sz w:val="22"/>
+          <w:szCs w:val="22"/>
+        </w:rPr>
+        <w:t>Nishi-</w:t>
+      </w:r>
+      <w:proofErr w:type="spellStart"/>
+      <w:r>
+        <w:rPr>
+          <w:rFonts w:ascii="Arial" w:eastAsia="Meiryo UI" w:hAnsi="Arial" w:cs="Arial"/>
+          <w:color w:val="0D0D0D"/>
+          <w:kern w:val="24"/>
+          <w:sz w:val="22"/>
+          <w:szCs w:val="22"/>
+        </w:rPr>
+        <w:t>ku</w:t>
+      </w:r>
+      <w:proofErr w:type="spellEnd"/>
+      <w:r>
+        <w:rPr>
+          <w:rFonts w:ascii="Arial" w:eastAsia="Meiryo UI" w:hAnsi="Arial" w:cs="Arial"/>
+          <w:color w:val="0D0D0D"/>
+          <w:kern w:val="24"/>
+          <w:sz w:val="22"/>
+          <w:szCs w:val="22"/>
+        </w:rPr>
+        <w:t>, Kobe 651-2197</w:t>
       </w:r>
       <w:r>
         <w:rPr>
@@ -416,6 +486,7 @@
         </w:rPr>
         <w:t xml:space="preserve">-mail: </w:t>
       </w:r>
+      <w:proofErr w:type="spellStart"/>
       <w:r>
         <w:rPr>
           <w:rFonts w:ascii="Arial" w:eastAsia="Meiryo UI" w:hAnsi="Arial" w:cs="Arial"/>
@@ -424,8 +495,9 @@
           <w:sz w:val="22"/>
           <w:szCs w:val="22"/>
         </w:rPr>
-        <w:t xml:space="preserve">yanase [at] </w:t>
-      </w:r>
+        <w:t>yanase</w:t>
+      </w:r>
+      <w:proofErr w:type="spellEnd"/>
       <w:r>
         <w:rPr>
           <w:rFonts w:ascii="Arial" w:eastAsia="Meiryo UI" w:hAnsi="Arial" w:cs="Arial"/>
@@ -434,6 +506,16 @@
           <w:sz w:val="22"/>
           <w:szCs w:val="22"/>
         </w:rPr>
+        <w:t xml:space="preserve"> [at] </w:t>
+      </w:r>
+      <w:r>
+        <w:rPr>
+          <w:rFonts w:ascii="Arial" w:eastAsia="Meiryo UI" w:hAnsi="Arial" w:cs="Arial"/>
+          <w:color w:val="0D0D0D"/>
+          <w:kern w:val="24"/>
+          <w:sz w:val="22"/>
+          <w:szCs w:val="22"/>
+        </w:rPr>
         <w:t>gsis.u-hyogo.ac.jp</w:t>
       </w:r>
     </w:p>
@@ -477,7 +559,7 @@
     </w:p>
     <w:p>
       <w:pPr>
-        <w:pStyle w:val="a5"/>
+        <w:pStyle w:val="ListParagraph"/>
         <w:widowControl/>
         <w:numPr>
           <w:ilvl w:val="0"/>
@@ -522,7 +604,7 @@
     </w:p>
     <w:p>
       <w:pPr>
-        <w:pStyle w:val="a5"/>
+        <w:pStyle w:val="ListParagraph"/>
         <w:widowControl/>
         <w:ind w:leftChars="0" w:left="420"/>
         <w:jc w:val="left"/>
@@ -576,7 +658,7 @@
     </w:p>
     <w:p>
       <w:pPr>
-        <w:pStyle w:val="a5"/>
+        <w:pStyle w:val="ListParagraph"/>
         <w:widowControl/>
         <w:ind w:leftChars="0" w:left="420"/>
         <w:jc w:val="left"/>
@@ -608,7 +690,7 @@
     </w:p>
     <w:p>
       <w:pPr>
-        <w:pStyle w:val="a5"/>
+        <w:pStyle w:val="ListParagraph"/>
         <w:widowControl/>
         <w:numPr>
           <w:ilvl w:val="0"/>
@@ -653,7 +735,7 @@
     </w:p>
     <w:p>
       <w:pPr>
-        <w:pStyle w:val="a5"/>
+        <w:pStyle w:val="ListParagraph"/>
         <w:widowControl/>
         <w:ind w:leftChars="0" w:left="420"/>
         <w:jc w:val="left"/>
@@ -685,7 +767,7 @@
     </w:p>
     <w:p>
       <w:pPr>
-        <w:pStyle w:val="a5"/>
+        <w:pStyle w:val="ListParagraph"/>
         <w:widowControl/>
         <w:ind w:leftChars="0" w:left="420"/>
         <w:jc w:val="left"/>
@@ -703,7 +785,27 @@
           <w:sz w:val="22"/>
           <w:szCs w:val="22"/>
         </w:rPr>
-        <w:t>Graduate School of Science (Master’s Course),</w:t>
+        <w:t>Graduate School of Science (</w:t>
+      </w:r>
+      <w:proofErr w:type="gramStart"/>
+      <w:r>
+        <w:rPr>
+          <w:rFonts w:ascii="Arial" w:eastAsia="Meiryo UI" w:hAnsi="Arial" w:cs="Arial"/>
+          <w:kern w:val="0"/>
+          <w:sz w:val="22"/>
+          <w:szCs w:val="22"/>
+        </w:rPr>
+        <w:t>Master’s</w:t>
+      </w:r>
+      <w:proofErr w:type="gramEnd"/>
+      <w:r>
+        <w:rPr>
+          <w:rFonts w:ascii="Arial" w:eastAsia="Meiryo UI" w:hAnsi="Arial" w:cs="Arial"/>
+          <w:kern w:val="0"/>
+          <w:sz w:val="22"/>
+          <w:szCs w:val="22"/>
+        </w:rPr>
+        <w:t xml:space="preserve"> Course),</w:t>
       </w:r>
       <w:r>
         <w:rPr>
@@ -800,7 +902,7 @@
     </w:p>
     <w:p>
       <w:pPr>
-        <w:pStyle w:val="a5"/>
+        <w:pStyle w:val="ListParagraph"/>
         <w:widowControl/>
         <w:numPr>
           <w:ilvl w:val="0"/>
@@ -845,7 +947,7 @@
     </w:p>
     <w:p>
       <w:pPr>
-        <w:pStyle w:val="a5"/>
+        <w:pStyle w:val="ListParagraph"/>
         <w:widowControl/>
         <w:ind w:leftChars="0" w:left="420"/>
         <w:jc w:val="left"/>
@@ -1075,7 +1177,7 @@
     </w:p>
     <w:p>
       <w:pPr>
-        <w:pStyle w:val="a5"/>
+        <w:pStyle w:val="ListParagraph"/>
         <w:widowControl/>
         <w:numPr>
           <w:ilvl w:val="0"/>
@@ -1142,7 +1244,7 @@
     </w:p>
     <w:p>
       <w:pPr>
-        <w:pStyle w:val="a5"/>
+        <w:pStyle w:val="ListParagraph"/>
         <w:widowControl/>
         <w:ind w:leftChars="0" w:left="420"/>
         <w:jc w:val="left"/>
@@ -1183,7 +1285,7 @@
     </w:p>
     <w:p>
       <w:pPr>
-        <w:pStyle w:val="a5"/>
+        <w:pStyle w:val="ListParagraph"/>
         <w:widowControl/>
         <w:numPr>
           <w:ilvl w:val="0"/>
@@ -1273,7 +1375,7 @@
     </w:p>
     <w:p>
       <w:pPr>
-        <w:pStyle w:val="a5"/>
+        <w:pStyle w:val="ListParagraph"/>
         <w:widowControl/>
         <w:numPr>
           <w:ilvl w:val="0"/>
@@ -1389,7 +1491,7 @@
     </w:p>
     <w:p>
       <w:pPr>
-        <w:pStyle w:val="a5"/>
+        <w:pStyle w:val="ListParagraph"/>
         <w:widowControl/>
         <w:numPr>
           <w:ilvl w:val="0"/>
@@ -1523,7 +1625,7 @@
     </w:p>
     <w:p>
       <w:pPr>
-        <w:pStyle w:val="a5"/>
+        <w:pStyle w:val="ListParagraph"/>
         <w:widowControl/>
         <w:numPr>
           <w:ilvl w:val="0"/>
@@ -1704,7 +1806,7 @@
     </w:p>
     <w:p>
       <w:pPr>
-        <w:pStyle w:val="a5"/>
+        <w:pStyle w:val="ListParagraph"/>
         <w:widowControl/>
         <w:numPr>
           <w:ilvl w:val="0"/>
@@ -1731,7 +1833,7 @@
     </w:p>
     <w:p>
       <w:pPr>
-        <w:pStyle w:val="a5"/>
+        <w:pStyle w:val="ListParagraph"/>
         <w:widowControl/>
         <w:numPr>
           <w:ilvl w:val="0"/>
@@ -1758,7 +1860,7 @@
     </w:p>
     <w:p>
       <w:pPr>
-        <w:pStyle w:val="a5"/>
+        <w:pStyle w:val="ListParagraph"/>
         <w:widowControl/>
         <w:numPr>
           <w:ilvl w:val="0"/>
@@ -1785,7 +1887,7 @@
     </w:p>
     <w:p>
       <w:pPr>
-        <w:pStyle w:val="a5"/>
+        <w:pStyle w:val="ListParagraph"/>
         <w:widowControl/>
         <w:numPr>
           <w:ilvl w:val="0"/>
@@ -1812,7 +1914,7 @@
     </w:p>
     <w:p>
       <w:pPr>
-        <w:pStyle w:val="a5"/>
+        <w:pStyle w:val="ListParagraph"/>
         <w:widowControl/>
         <w:numPr>
           <w:ilvl w:val="0"/>
@@ -1839,7 +1941,7 @@
     </w:p>
     <w:p>
       <w:pPr>
-        <w:pStyle w:val="a5"/>
+        <w:pStyle w:val="ListParagraph"/>
         <w:widowControl/>
         <w:numPr>
           <w:ilvl w:val="0"/>
@@ -1878,7 +1980,7 @@
     </w:p>
     <w:p>
       <w:pPr>
-        <w:pStyle w:val="a5"/>
+        <w:pStyle w:val="ListParagraph"/>
         <w:widowControl/>
         <w:numPr>
           <w:ilvl w:val="0"/>
@@ -1955,7 +2057,7 @@
     </w:p>
     <w:p>
       <w:pPr>
-        <w:pStyle w:val="a5"/>
+        <w:pStyle w:val="ListParagraph"/>
         <w:widowControl/>
         <w:numPr>
           <w:ilvl w:val="0"/>
@@ -2020,7 +2122,7 @@
     </w:p>
     <w:p>
       <w:pPr>
-        <w:pStyle w:val="a5"/>
+        <w:pStyle w:val="ListParagraph"/>
         <w:widowControl/>
         <w:numPr>
           <w:ilvl w:val="0"/>
@@ -2047,7 +2149,7 @@
     </w:p>
     <w:p>
       <w:pPr>
-        <w:pStyle w:val="a5"/>
+        <w:pStyle w:val="ListParagraph"/>
         <w:widowControl/>
         <w:numPr>
           <w:ilvl w:val="0"/>
@@ -2074,7 +2176,7 @@
     </w:p>
     <w:p>
       <w:pPr>
-        <w:pStyle w:val="a5"/>
+        <w:pStyle w:val="ListParagraph"/>
         <w:widowControl/>
         <w:numPr>
           <w:ilvl w:val="0"/>
@@ -2101,7 +2203,7 @@
     </w:p>
     <w:p>
       <w:pPr>
-        <w:pStyle w:val="a5"/>
+        <w:pStyle w:val="ListParagraph"/>
         <w:widowControl/>
         <w:numPr>
           <w:ilvl w:val="0"/>
@@ -2128,7 +2230,7 @@
     </w:p>
     <w:p>
       <w:pPr>
-        <w:pStyle w:val="a5"/>
+        <w:pStyle w:val="ListParagraph"/>
         <w:widowControl/>
         <w:numPr>
           <w:ilvl w:val="0"/>
@@ -2220,7 +2322,7 @@
     </w:p>
     <w:p>
       <w:pPr>
-        <w:pStyle w:val="a5"/>
+        <w:pStyle w:val="ListParagraph"/>
         <w:widowControl/>
         <w:numPr>
           <w:ilvl w:val="0"/>
@@ -2247,7 +2349,7 @@
     </w:p>
     <w:p>
       <w:pPr>
-        <w:pStyle w:val="a5"/>
+        <w:pStyle w:val="ListParagraph"/>
         <w:widowControl/>
         <w:numPr>
           <w:ilvl w:val="0"/>
@@ -2274,7 +2376,7 @@
     </w:p>
     <w:p>
       <w:pPr>
-        <w:pStyle w:val="a5"/>
+        <w:pStyle w:val="ListParagraph"/>
         <w:widowControl/>
         <w:numPr>
           <w:ilvl w:val="0"/>
@@ -2340,7 +2442,7 @@
     </w:p>
     <w:p>
       <w:pPr>
-        <w:pStyle w:val="a5"/>
+        <w:pStyle w:val="ListParagraph"/>
         <w:widowControl/>
         <w:numPr>
           <w:ilvl w:val="0"/>
@@ -2367,7 +2469,7 @@
     </w:p>
     <w:p>
       <w:pPr>
-        <w:pStyle w:val="a5"/>
+        <w:pStyle w:val="ListParagraph"/>
         <w:widowControl/>
         <w:numPr>
           <w:ilvl w:val="3"/>
@@ -2439,7 +2541,7 @@
     </w:p>
     <w:p>
       <w:pPr>
-        <w:pStyle w:val="a5"/>
+        <w:pStyle w:val="ListParagraph"/>
         <w:widowControl/>
         <w:numPr>
           <w:ilvl w:val="3"/>
@@ -2466,7 +2568,7 @@
     </w:p>
     <w:p>
       <w:pPr>
-        <w:pStyle w:val="a5"/>
+        <w:pStyle w:val="ListParagraph"/>
         <w:widowControl/>
         <w:numPr>
           <w:ilvl w:val="3"/>
@@ -2511,7 +2613,7 @@
     </w:p>
     <w:p>
       <w:pPr>
-        <w:pStyle w:val="a5"/>
+        <w:pStyle w:val="ListParagraph"/>
         <w:widowControl/>
         <w:numPr>
           <w:ilvl w:val="3"/>
@@ -2586,7 +2688,7 @@
     </w:p>
     <w:p>
       <w:pPr>
-        <w:pStyle w:val="a5"/>
+        <w:pStyle w:val="ListParagraph"/>
         <w:widowControl/>
         <w:numPr>
           <w:ilvl w:val="3"/>
@@ -2622,7 +2724,7 @@
     </w:p>
     <w:p>
       <w:pPr>
-        <w:pStyle w:val="a5"/>
+        <w:pStyle w:val="ListParagraph"/>
         <w:widowControl/>
         <w:numPr>
           <w:ilvl w:val="0"/>
@@ -2649,7 +2751,7 @@
     </w:p>
     <w:p>
       <w:pPr>
-        <w:pStyle w:val="a5"/>
+        <w:pStyle w:val="ListParagraph"/>
         <w:widowControl/>
         <w:numPr>
           <w:ilvl w:val="3"/>
@@ -2698,7 +2800,7 @@
     </w:p>
     <w:p>
       <w:pPr>
-        <w:pStyle w:val="a5"/>
+        <w:pStyle w:val="ListParagraph"/>
         <w:widowControl/>
         <w:numPr>
           <w:ilvl w:val="3"/>
@@ -2754,7 +2856,7 @@
     </w:p>
     <w:p>
       <w:pPr>
-        <w:pStyle w:val="a5"/>
+        <w:pStyle w:val="ListParagraph"/>
         <w:widowControl/>
         <w:numPr>
           <w:ilvl w:val="3"/>
@@ -2810,7 +2912,7 @@
     </w:p>
     <w:p>
       <w:pPr>
-        <w:pStyle w:val="a5"/>
+        <w:pStyle w:val="ListParagraph"/>
         <w:widowControl/>
         <w:numPr>
           <w:ilvl w:val="3"/>
@@ -2866,7 +2968,7 @@
     </w:p>
     <w:p>
       <w:pPr>
-        <w:pStyle w:val="a5"/>
+        <w:pStyle w:val="ListParagraph"/>
         <w:widowControl/>
         <w:numPr>
           <w:ilvl w:val="3"/>
@@ -2922,7 +3024,7 @@
     </w:p>
     <w:p>
       <w:pPr>
-        <w:pStyle w:val="a5"/>
+        <w:pStyle w:val="ListParagraph"/>
         <w:widowControl/>
         <w:numPr>
           <w:ilvl w:val="3"/>
@@ -2978,7 +3080,7 @@
     </w:p>
     <w:p>
       <w:pPr>
-        <w:pStyle w:val="a5"/>
+        <w:pStyle w:val="ListParagraph"/>
         <w:widowControl/>
         <w:numPr>
           <w:ilvl w:val="3"/>
@@ -3016,7 +3118,7 @@
     </w:p>
     <w:p>
       <w:pPr>
-        <w:pStyle w:val="a5"/>
+        <w:pStyle w:val="ListParagraph"/>
         <w:widowControl/>
         <w:numPr>
           <w:ilvl w:val="3"/>
@@ -3071,7 +3173,7 @@
           <w:sz w:val="22"/>
           <w:szCs w:val="22"/>
         </w:rPr>
-        <w:t>1</w:t>
+        <w:t>2</w:t>
       </w:r>
       <w:r>
         <w:rPr>
@@ -3123,7 +3225,7 @@
     </w:p>
     <w:p>
       <w:pPr>
-        <w:pStyle w:val="a5"/>
+        <w:pStyle w:val="ListParagraph"/>
         <w:widowControl/>
         <w:numPr>
           <w:ilvl w:val="0"/>
@@ -3162,7 +3264,7 @@
     </w:p>
     <w:p>
       <w:pPr>
-        <w:pStyle w:val="a5"/>
+        <w:pStyle w:val="ListParagraph"/>
         <w:widowControl/>
         <w:ind w:leftChars="0" w:left="360"/>
         <w:jc w:val="left"/>
@@ -3185,7 +3287,7 @@
     </w:p>
     <w:p>
       <w:pPr>
-        <w:pStyle w:val="a5"/>
+        <w:pStyle w:val="ListParagraph"/>
         <w:widowControl/>
         <w:ind w:leftChars="0" w:left="360"/>
         <w:jc w:val="left"/>
@@ -3257,7 +3359,7 @@
       <w:hyperlink r:id="rId7" w:history="1">
         <w:r>
           <w:rPr>
-            <w:rStyle w:val="a3"/>
+            <w:rStyle w:val="Hyperlink"/>
             <w:rFonts w:ascii="Arial" w:eastAsia="Meiryo UI" w:hAnsi="Arial" w:cs="Arial"/>
             <w:kern w:val="0"/>
             <w:sz w:val="22"/>
@@ -3278,7 +3380,7 @@
     </w:p>
     <w:p>
       <w:pPr>
-        <w:pStyle w:val="a5"/>
+        <w:pStyle w:val="ListParagraph"/>
         <w:widowControl/>
         <w:numPr>
           <w:ilvl w:val="0"/>
@@ -3317,7 +3419,7 @@
     </w:p>
     <w:p>
       <w:pPr>
-        <w:pStyle w:val="a5"/>
+        <w:pStyle w:val="ListParagraph"/>
         <w:widowControl/>
         <w:ind w:leftChars="0" w:left="360"/>
         <w:jc w:val="left"/>
@@ -3358,7 +3460,7 @@
     </w:p>
     <w:p>
       <w:pPr>
-        <w:pStyle w:val="a5"/>
+        <w:pStyle w:val="ListParagraph"/>
         <w:widowControl/>
         <w:ind w:leftChars="0" w:left="360"/>
         <w:jc w:val="left"/>
@@ -3421,7 +3523,7 @@
       <w:hyperlink r:id="rId8" w:history="1">
         <w:r>
           <w:rPr>
-            <w:rStyle w:val="a3"/>
+            <w:rStyle w:val="Hyperlink"/>
             <w:rFonts w:ascii="Arial" w:eastAsia="Meiryo UI" w:hAnsi="Arial" w:cs="Arial"/>
             <w:kern w:val="0"/>
             <w:sz w:val="22"/>
@@ -3442,7 +3544,7 @@
     </w:p>
     <w:p>
       <w:pPr>
-        <w:pStyle w:val="a5"/>
+        <w:pStyle w:val="ListParagraph"/>
         <w:widowControl/>
         <w:numPr>
           <w:ilvl w:val="0"/>
@@ -3481,7 +3583,7 @@
     </w:p>
     <w:p>
       <w:pPr>
-        <w:pStyle w:val="a5"/>
+        <w:pStyle w:val="ListParagraph"/>
         <w:widowControl/>
         <w:ind w:leftChars="0" w:left="360"/>
         <w:jc w:val="left"/>
@@ -3504,7 +3606,7 @@
     </w:p>
     <w:p>
       <w:pPr>
-        <w:pStyle w:val="a5"/>
+        <w:pStyle w:val="ListParagraph"/>
         <w:widowControl/>
         <w:ind w:leftChars="0" w:left="360"/>
         <w:jc w:val="left"/>
@@ -3578,7 +3680,7 @@
       <w:hyperlink r:id="rId9" w:history="1">
         <w:r>
           <w:rPr>
-            <w:rStyle w:val="a3"/>
+            <w:rStyle w:val="Hyperlink"/>
             <w:rFonts w:ascii="Arial" w:eastAsia="Meiryo UI" w:hAnsi="Arial" w:cs="Arial"/>
             <w:kern w:val="0"/>
             <w:sz w:val="22"/>
@@ -3599,7 +3701,7 @@
     </w:p>
     <w:p>
       <w:pPr>
-        <w:pStyle w:val="a5"/>
+        <w:pStyle w:val="ListParagraph"/>
         <w:widowControl/>
         <w:numPr>
           <w:ilvl w:val="0"/>
@@ -3638,7 +3740,7 @@
     </w:p>
     <w:p>
       <w:pPr>
-        <w:pStyle w:val="a5"/>
+        <w:pStyle w:val="ListParagraph"/>
         <w:widowControl/>
         <w:ind w:leftChars="0" w:left="360"/>
         <w:jc w:val="left"/>
@@ -3661,7 +3763,7 @@
     </w:p>
     <w:p>
       <w:pPr>
-        <w:pStyle w:val="a5"/>
+        <w:pStyle w:val="ListParagraph"/>
         <w:widowControl/>
         <w:ind w:leftChars="0" w:left="360"/>
         <w:jc w:val="left"/>
@@ -3763,7 +3865,7 @@
       <w:hyperlink r:id="rId10" w:history="1">
         <w:r>
           <w:rPr>
-            <w:rStyle w:val="a3"/>
+            <w:rStyle w:val="Hyperlink"/>
             <w:rFonts w:ascii="Arial" w:eastAsia="Meiryo UI" w:hAnsi="Arial" w:cs="Arial"/>
             <w:kern w:val="0"/>
             <w:sz w:val="22"/>
@@ -3784,7 +3886,7 @@
     </w:p>
     <w:p>
       <w:pPr>
-        <w:pStyle w:val="a5"/>
+        <w:pStyle w:val="ListParagraph"/>
         <w:widowControl/>
         <w:numPr>
           <w:ilvl w:val="0"/>
@@ -3806,7 +3908,27 @@
           <w:sz w:val="22"/>
           <w:szCs w:val="22"/>
         </w:rPr>
-        <w:t xml:space="preserve">Okazaki, M., Oishi, S., Awata, Y., </w:t>
+        <w:t xml:space="preserve">Okazaki, M., Oishi, S., </w:t>
+      </w:r>
+      <w:proofErr w:type="spellStart"/>
+      <w:r>
+        <w:rPr>
+          <w:rFonts w:ascii="Arial" w:eastAsia="Meiryo UI" w:hAnsi="Arial" w:cs="Arial"/>
+          <w:kern w:val="0"/>
+          <w:sz w:val="22"/>
+          <w:szCs w:val="22"/>
+        </w:rPr>
+        <w:t>Awata</w:t>
+      </w:r>
+      <w:proofErr w:type="spellEnd"/>
+      <w:r>
+        <w:rPr>
+          <w:rFonts w:ascii="Arial" w:eastAsia="Meiryo UI" w:hAnsi="Arial" w:cs="Arial"/>
+          <w:kern w:val="0"/>
+          <w:sz w:val="22"/>
+          <w:szCs w:val="22"/>
+        </w:rPr>
+        <w:t xml:space="preserve">, Y., </w:t>
       </w:r>
       <w:r>
         <w:rPr>
@@ -3832,7 +3954,7 @@
     </w:p>
     <w:p>
       <w:pPr>
-        <w:pStyle w:val="a5"/>
+        <w:pStyle w:val="ListParagraph"/>
         <w:widowControl/>
         <w:ind w:leftChars="0" w:left="360"/>
         <w:jc w:val="left"/>
@@ -3856,7 +3978,7 @@
     </w:p>
     <w:p>
       <w:pPr>
-        <w:pStyle w:val="a5"/>
+        <w:pStyle w:val="ListParagraph"/>
         <w:widowControl/>
         <w:ind w:leftChars="0" w:left="360"/>
         <w:jc w:val="left"/>
@@ -3926,7 +4048,7 @@
       <w:hyperlink r:id="rId11" w:history="1">
         <w:r>
           <w:rPr>
-            <w:rStyle w:val="a3"/>
+            <w:rStyle w:val="Hyperlink"/>
             <w:rFonts w:ascii="Arial" w:eastAsia="Meiryo UI" w:hAnsi="Arial" w:cs="Arial"/>
             <w:kern w:val="0"/>
             <w:sz w:val="22"/>
@@ -3947,7 +4069,7 @@
     </w:p>
     <w:p>
       <w:pPr>
-        <w:pStyle w:val="a5"/>
+        <w:pStyle w:val="ListParagraph"/>
         <w:widowControl/>
         <w:numPr>
           <w:ilvl w:val="0"/>
@@ -4049,7 +4171,7 @@
     </w:p>
     <w:p>
       <w:pPr>
-        <w:pStyle w:val="a5"/>
+        <w:pStyle w:val="ListParagraph"/>
         <w:widowControl/>
         <w:ind w:leftChars="0" w:left="360"/>
         <w:jc w:val="left"/>
@@ -4072,7 +4194,7 @@
     </w:p>
     <w:p>
       <w:pPr>
-        <w:pStyle w:val="a5"/>
+        <w:pStyle w:val="ListParagraph"/>
         <w:widowControl/>
         <w:ind w:leftChars="0" w:left="360"/>
         <w:jc w:val="left"/>
@@ -4101,12 +4223,32 @@
           <w:sz w:val="22"/>
           <w:szCs w:val="22"/>
         </w:rPr>
-        <w:t>, e1286. doi: 10.1002/asl.1286. [</w:t>
+        <w:t xml:space="preserve">, e1286. </w:t>
+      </w:r>
+      <w:proofErr w:type="spellStart"/>
+      <w:r>
+        <w:rPr>
+          <w:rFonts w:ascii="Arial" w:eastAsia="Meiryo UI" w:hAnsi="Arial" w:cs="Arial"/>
+          <w:kern w:val="0"/>
+          <w:sz w:val="22"/>
+          <w:szCs w:val="22"/>
+        </w:rPr>
+        <w:t>doi</w:t>
+      </w:r>
+      <w:proofErr w:type="spellEnd"/>
+      <w:r>
+        <w:rPr>
+          <w:rFonts w:ascii="Arial" w:eastAsia="Meiryo UI" w:hAnsi="Arial" w:cs="Arial"/>
+          <w:kern w:val="0"/>
+          <w:sz w:val="22"/>
+          <w:szCs w:val="22"/>
+        </w:rPr>
+        <w:t>: 10.1002/asl.1286. [</w:t>
       </w:r>
       <w:hyperlink r:id="rId12" w:history="1">
         <w:r>
           <w:rPr>
-            <w:rStyle w:val="a3"/>
+            <w:rStyle w:val="Hyperlink"/>
             <w:rFonts w:ascii="Arial" w:eastAsia="Meiryo UI" w:hAnsi="Arial" w:cs="Arial"/>
             <w:kern w:val="0"/>
             <w:sz w:val="22"/>
@@ -4127,7 +4269,7 @@
     </w:p>
     <w:p>
       <w:pPr>
-        <w:pStyle w:val="a5"/>
+        <w:pStyle w:val="ListParagraph"/>
         <w:widowControl/>
         <w:numPr>
           <w:ilvl w:val="0"/>
@@ -4184,7 +4326,7 @@
     </w:p>
     <w:p>
       <w:pPr>
-        <w:pStyle w:val="a5"/>
+        <w:pStyle w:val="ListParagraph"/>
         <w:widowControl/>
         <w:ind w:leftChars="0" w:left="360"/>
         <w:jc w:val="left"/>
@@ -4207,7 +4349,7 @@
     </w:p>
     <w:p>
       <w:pPr>
-        <w:pStyle w:val="a5"/>
+        <w:pStyle w:val="ListParagraph"/>
         <w:widowControl/>
         <w:ind w:leftChars="0" w:left="360"/>
         <w:jc w:val="left"/>
@@ -4346,7 +4488,7 @@
       <w:hyperlink r:id="rId13" w:history="1">
         <w:r>
           <w:rPr>
-            <w:rStyle w:val="a3"/>
+            <w:rStyle w:val="Hyperlink"/>
             <w:rFonts w:ascii="Arial" w:eastAsia="Meiryo UI" w:hAnsi="Arial" w:cs="Arial"/>
             <w:kern w:val="0"/>
             <w:sz w:val="22"/>
@@ -4368,7 +4510,7 @@
     </w:p>
     <w:p>
       <w:pPr>
-        <w:pStyle w:val="a5"/>
+        <w:pStyle w:val="ListParagraph"/>
         <w:widowControl/>
         <w:numPr>
           <w:ilvl w:val="0"/>
@@ -4497,7 +4639,7 @@
     </w:p>
     <w:p>
       <w:pPr>
-        <w:pStyle w:val="a5"/>
+        <w:pStyle w:val="ListParagraph"/>
         <w:widowControl/>
         <w:ind w:leftChars="0" w:left="360"/>
         <w:jc w:val="left"/>
@@ -4524,8 +4666,19 @@
           <w:sz w:val="22"/>
           <w:szCs w:val="22"/>
         </w:rPr>
-        <w:t xml:space="preserve"> doi</w:t>
-      </w:r>
+        <w:t xml:space="preserve"> </w:t>
+      </w:r>
+      <w:proofErr w:type="spellStart"/>
+      <w:r>
+        <w:rPr>
+          <w:rFonts w:ascii="Arial" w:eastAsia="Meiryo UI" w:hAnsi="Arial" w:cs="Arial"/>
+          <w:kern w:val="0"/>
+          <w:sz w:val="22"/>
+          <w:szCs w:val="22"/>
+        </w:rPr>
+        <w:t>doi</w:t>
+      </w:r>
+      <w:proofErr w:type="spellEnd"/>
       <w:r>
         <w:rPr>
           <w:rFonts w:ascii="Arial" w:eastAsia="Meiryo UI" w:hAnsi="Arial" w:cs="Arial"/>
@@ -4650,7 +4803,27 @@
           <w:sz w:val="22"/>
           <w:szCs w:val="22"/>
         </w:rPr>
-        <w:t>, Shin-ichiro Shima, Seiya Nishizawa, Hirofumi Tomita</w:t>
+        <w:t>, Shin-</w:t>
+      </w:r>
+      <w:proofErr w:type="spellStart"/>
+      <w:r>
+        <w:rPr>
+          <w:rFonts w:ascii="Arial" w:eastAsia="Meiryo UI" w:hAnsi="Arial" w:cs="Arial"/>
+          <w:kern w:val="0"/>
+          <w:sz w:val="22"/>
+          <w:szCs w:val="22"/>
+        </w:rPr>
+        <w:t>ichiro</w:t>
+      </w:r>
+      <w:proofErr w:type="spellEnd"/>
+      <w:r>
+        <w:rPr>
+          <w:rFonts w:ascii="Arial" w:eastAsia="Meiryo UI" w:hAnsi="Arial" w:cs="Arial"/>
+          <w:kern w:val="0"/>
+          <w:sz w:val="22"/>
+          <w:szCs w:val="22"/>
+        </w:rPr>
+        <w:t xml:space="preserve"> Shima, Seiya Nishizawa, Hirofumi Tomita</w:t>
       </w:r>
       <w:r>
         <w:rPr>
@@ -4681,7 +4854,27 @@
           <w:sz w:val="22"/>
           <w:szCs w:val="22"/>
         </w:rPr>
-        <w:t>Nonlocally Coupled Moisture Model for Self-aggregation of Deep Moist Convection, AOGS 2025, Singapore, Jul–Aug, 2025.</w:t>
+        <w:t>Nonlocally Coupled Moisture Model for Self-aggregation of Deep Moist Convection, AOGS 2025, Singapore, Jul–</w:t>
+      </w:r>
+      <w:proofErr w:type="gramStart"/>
+      <w:r>
+        <w:rPr>
+          <w:rFonts w:ascii="Arial" w:eastAsia="Meiryo UI" w:hAnsi="Arial" w:cs="Arial"/>
+          <w:kern w:val="0"/>
+          <w:sz w:val="22"/>
+          <w:szCs w:val="22"/>
+        </w:rPr>
+        <w:t>Aug,</w:t>
+      </w:r>
+      <w:proofErr w:type="gramEnd"/>
+      <w:r>
+        <w:rPr>
+          <w:rFonts w:ascii="Arial" w:eastAsia="Meiryo UI" w:hAnsi="Arial" w:cs="Arial"/>
+          <w:kern w:val="0"/>
+          <w:sz w:val="22"/>
+          <w:szCs w:val="22"/>
+        </w:rPr>
+        <w:t xml:space="preserve"> 2025.</w:t>
       </w:r>
     </w:p>
     <w:p>
@@ -4713,7 +4906,47 @@
           <w:sz w:val="22"/>
           <w:szCs w:val="22"/>
         </w:rPr>
-        <w:t>Kazil, J., R. Vogel, U. Hamburg, P. Alinaghi, N. Antary, L. Bariteau, C. Bayley, P. Blossey,</w:t>
+        <w:t xml:space="preserve">Kazil, J., R. Vogel, U. Hamburg, P. </w:t>
+      </w:r>
+      <w:proofErr w:type="spellStart"/>
+      <w:r>
+        <w:rPr>
+          <w:rFonts w:ascii="Arial" w:eastAsia="Meiryo UI" w:hAnsi="Arial" w:cs="Arial"/>
+          <w:kern w:val="0"/>
+          <w:sz w:val="22"/>
+          <w:szCs w:val="22"/>
+        </w:rPr>
+        <w:t>Alinaghi</w:t>
+      </w:r>
+      <w:proofErr w:type="spellEnd"/>
+      <w:r>
+        <w:rPr>
+          <w:rFonts w:ascii="Arial" w:eastAsia="Meiryo UI" w:hAnsi="Arial" w:cs="Arial"/>
+          <w:kern w:val="0"/>
+          <w:sz w:val="22"/>
+          <w:szCs w:val="22"/>
+        </w:rPr>
+        <w:t xml:space="preserve">, N. </w:t>
+      </w:r>
+      <w:proofErr w:type="spellStart"/>
+      <w:r>
+        <w:rPr>
+          <w:rFonts w:ascii="Arial" w:eastAsia="Meiryo UI" w:hAnsi="Arial" w:cs="Arial"/>
+          <w:kern w:val="0"/>
+          <w:sz w:val="22"/>
+          <w:szCs w:val="22"/>
+        </w:rPr>
+        <w:t>Antary</w:t>
+      </w:r>
+      <w:proofErr w:type="spellEnd"/>
+      <w:r>
+        <w:rPr>
+          <w:rFonts w:ascii="Arial" w:eastAsia="Meiryo UI" w:hAnsi="Arial" w:cs="Arial"/>
+          <w:kern w:val="0"/>
+          <w:sz w:val="22"/>
+          <w:szCs w:val="22"/>
+        </w:rPr>
+        <w:t>, L. Bariteau, C. Bayley, P. Blossey,</w:t>
       </w:r>
     </w:p>
     <w:p>
@@ -4735,7 +4968,147 @@
           <w:sz w:val="22"/>
           <w:szCs w:val="22"/>
         </w:rPr>
-        <w:t xml:space="preserve">S. Boeing, K. K. Chandrakar, T. Dauhu, L. Denby, A. Ekman, N. Falk, A. Fridlind, S. Ghazaye, T. Heus, F. Hoffmann, M. Janssens, F. Jansson, L. Kang, J.-S. Lim, D. Mechem, R. Neggers, G. Raghunathan, N. Robbins, J. Savre, H. Schulz, S.-I. Shima, P. Siebesma, M. Tang, N. Tobias, G. Torri, S. van, den Heever, T. Yamaguchi, </w:t>
+        <w:t xml:space="preserve">S. Boeing, K. K. </w:t>
+      </w:r>
+      <w:proofErr w:type="spellStart"/>
+      <w:r>
+        <w:rPr>
+          <w:rFonts w:ascii="Arial" w:eastAsia="Meiryo UI" w:hAnsi="Arial" w:cs="Arial"/>
+          <w:kern w:val="0"/>
+          <w:sz w:val="22"/>
+          <w:szCs w:val="22"/>
+        </w:rPr>
+        <w:t>Chandrakar</w:t>
+      </w:r>
+      <w:proofErr w:type="spellEnd"/>
+      <w:r>
+        <w:rPr>
+          <w:rFonts w:ascii="Arial" w:eastAsia="Meiryo UI" w:hAnsi="Arial" w:cs="Arial"/>
+          <w:kern w:val="0"/>
+          <w:sz w:val="22"/>
+          <w:szCs w:val="22"/>
+        </w:rPr>
+        <w:t xml:space="preserve">, T. </w:t>
+      </w:r>
+      <w:proofErr w:type="spellStart"/>
+      <w:r>
+        <w:rPr>
+          <w:rFonts w:ascii="Arial" w:eastAsia="Meiryo UI" w:hAnsi="Arial" w:cs="Arial"/>
+          <w:kern w:val="0"/>
+          <w:sz w:val="22"/>
+          <w:szCs w:val="22"/>
+        </w:rPr>
+        <w:t>Dauhu</w:t>
+      </w:r>
+      <w:proofErr w:type="spellEnd"/>
+      <w:r>
+        <w:rPr>
+          <w:rFonts w:ascii="Arial" w:eastAsia="Meiryo UI" w:hAnsi="Arial" w:cs="Arial"/>
+          <w:kern w:val="0"/>
+          <w:sz w:val="22"/>
+          <w:szCs w:val="22"/>
+        </w:rPr>
+        <w:t xml:space="preserve">, L. Denby, A. Ekman, N. Falk, A. </w:t>
+      </w:r>
+      <w:proofErr w:type="spellStart"/>
+      <w:r>
+        <w:rPr>
+          <w:rFonts w:ascii="Arial" w:eastAsia="Meiryo UI" w:hAnsi="Arial" w:cs="Arial"/>
+          <w:kern w:val="0"/>
+          <w:sz w:val="22"/>
+          <w:szCs w:val="22"/>
+        </w:rPr>
+        <w:t>Fridlind</w:t>
+      </w:r>
+      <w:proofErr w:type="spellEnd"/>
+      <w:r>
+        <w:rPr>
+          <w:rFonts w:ascii="Arial" w:eastAsia="Meiryo UI" w:hAnsi="Arial" w:cs="Arial"/>
+          <w:kern w:val="0"/>
+          <w:sz w:val="22"/>
+          <w:szCs w:val="22"/>
+        </w:rPr>
+        <w:t xml:space="preserve">, S. </w:t>
+      </w:r>
+      <w:proofErr w:type="spellStart"/>
+      <w:r>
+        <w:rPr>
+          <w:rFonts w:ascii="Arial" w:eastAsia="Meiryo UI" w:hAnsi="Arial" w:cs="Arial"/>
+          <w:kern w:val="0"/>
+          <w:sz w:val="22"/>
+          <w:szCs w:val="22"/>
+        </w:rPr>
+        <w:t>Ghazaye</w:t>
+      </w:r>
+      <w:proofErr w:type="spellEnd"/>
+      <w:r>
+        <w:rPr>
+          <w:rFonts w:ascii="Arial" w:eastAsia="Meiryo UI" w:hAnsi="Arial" w:cs="Arial"/>
+          <w:kern w:val="0"/>
+          <w:sz w:val="22"/>
+          <w:szCs w:val="22"/>
+        </w:rPr>
+        <w:t xml:space="preserve">, T. Heus, F. Hoffmann, M. Janssens, F. Jansson, L. Kang, J.-S. Lim, D. Mechem, R. </w:t>
+      </w:r>
+      <w:proofErr w:type="spellStart"/>
+      <w:r>
+        <w:rPr>
+          <w:rFonts w:ascii="Arial" w:eastAsia="Meiryo UI" w:hAnsi="Arial" w:cs="Arial"/>
+          <w:kern w:val="0"/>
+          <w:sz w:val="22"/>
+          <w:szCs w:val="22"/>
+        </w:rPr>
+        <w:t>Neggers</w:t>
+      </w:r>
+      <w:proofErr w:type="spellEnd"/>
+      <w:r>
+        <w:rPr>
+          <w:rFonts w:ascii="Arial" w:eastAsia="Meiryo UI" w:hAnsi="Arial" w:cs="Arial"/>
+          <w:kern w:val="0"/>
+          <w:sz w:val="22"/>
+          <w:szCs w:val="22"/>
+        </w:rPr>
+        <w:t xml:space="preserve">, G. Raghunathan, N. Robbins, J. </w:t>
+      </w:r>
+      <w:proofErr w:type="spellStart"/>
+      <w:r>
+        <w:rPr>
+          <w:rFonts w:ascii="Arial" w:eastAsia="Meiryo UI" w:hAnsi="Arial" w:cs="Arial"/>
+          <w:kern w:val="0"/>
+          <w:sz w:val="22"/>
+          <w:szCs w:val="22"/>
+        </w:rPr>
+        <w:t>Savre</w:t>
+      </w:r>
+      <w:proofErr w:type="spellEnd"/>
+      <w:r>
+        <w:rPr>
+          <w:rFonts w:ascii="Arial" w:eastAsia="Meiryo UI" w:hAnsi="Arial" w:cs="Arial"/>
+          <w:kern w:val="0"/>
+          <w:sz w:val="22"/>
+          <w:szCs w:val="22"/>
+        </w:rPr>
+        <w:t xml:space="preserve">, H. Schulz, S.-I. Shima, P. </w:t>
+      </w:r>
+      <w:proofErr w:type="spellStart"/>
+      <w:r>
+        <w:rPr>
+          <w:rFonts w:ascii="Arial" w:eastAsia="Meiryo UI" w:hAnsi="Arial" w:cs="Arial"/>
+          <w:kern w:val="0"/>
+          <w:sz w:val="22"/>
+          <w:szCs w:val="22"/>
+        </w:rPr>
+        <w:t>Siebesma</w:t>
+      </w:r>
+      <w:proofErr w:type="spellEnd"/>
+      <w:r>
+        <w:rPr>
+          <w:rFonts w:ascii="Arial" w:eastAsia="Meiryo UI" w:hAnsi="Arial" w:cs="Arial"/>
+          <w:kern w:val="0"/>
+          <w:sz w:val="22"/>
+          <w:szCs w:val="22"/>
+        </w:rPr>
+        <w:t xml:space="preserve">, M. Tang, N. Tobias, G. Torri, S. van, den Heever, T. Yamaguchi, </w:t>
       </w:r>
       <w:r>
         <w:rPr>
@@ -4814,16 +5187,36 @@
           <w:sz w:val="22"/>
           <w:szCs w:val="22"/>
         </w:rPr>
-        <w:t>, Jan</w:t>
-      </w:r>
-      <w:r>
-        <w:rPr>
-          <w:rFonts w:ascii="Arial" w:eastAsia="Meiryo UI" w:hAnsi="Arial" w:cs="Arial"/>
-          <w:kern w:val="0"/>
-          <w:sz w:val="22"/>
-          <w:szCs w:val="22"/>
-        </w:rPr>
-        <w:t>, 202</w:t>
+        <w:t xml:space="preserve">, </w:t>
+      </w:r>
+      <w:proofErr w:type="gramStart"/>
+      <w:r>
+        <w:rPr>
+          <w:rFonts w:ascii="Arial" w:eastAsia="Meiryo UI" w:hAnsi="Arial" w:cs="Arial"/>
+          <w:kern w:val="0"/>
+          <w:sz w:val="22"/>
+          <w:szCs w:val="22"/>
+        </w:rPr>
+        <w:t>Jan</w:t>
+      </w:r>
+      <w:r>
+        <w:rPr>
+          <w:rFonts w:ascii="Arial" w:eastAsia="Meiryo UI" w:hAnsi="Arial" w:cs="Arial"/>
+          <w:kern w:val="0"/>
+          <w:sz w:val="22"/>
+          <w:szCs w:val="22"/>
+        </w:rPr>
+        <w:t>,</w:t>
+      </w:r>
+      <w:proofErr w:type="gramEnd"/>
+      <w:r>
+        <w:rPr>
+          <w:rFonts w:ascii="Arial" w:eastAsia="Meiryo UI" w:hAnsi="Arial" w:cs="Arial"/>
+          <w:kern w:val="0"/>
+          <w:sz w:val="22"/>
+          <w:szCs w:val="22"/>
+        </w:rPr>
+        <w:t xml:space="preserve"> 202</w:t>
       </w:r>
       <w:r>
         <w:rPr>
@@ -4925,7 +5318,27 @@
           <w:sz w:val="22"/>
           <w:szCs w:val="22"/>
         </w:rPr>
-        <w:t>Onset mechanism and spatial characteristics of high-level hierarchical structure of convective self-aggregation, Workshop on Global Storm-Resolving Analysis Bridging Atmospheric and Cloud Dynamics, Hakone, Jun, 2024.</w:t>
+        <w:t xml:space="preserve">Onset mechanism and spatial characteristics of high-level hierarchical structure of convective self-aggregation, Workshop on Global Storm-Resolving Analysis Bridging Atmospheric and Cloud Dynamics, Hakone, </w:t>
+      </w:r>
+      <w:proofErr w:type="gramStart"/>
+      <w:r>
+        <w:rPr>
+          <w:rFonts w:ascii="Arial" w:eastAsia="Meiryo UI" w:hAnsi="Arial" w:cs="Arial"/>
+          <w:kern w:val="0"/>
+          <w:sz w:val="22"/>
+          <w:szCs w:val="22"/>
+        </w:rPr>
+        <w:t>Jun,</w:t>
+      </w:r>
+      <w:proofErr w:type="gramEnd"/>
+      <w:r>
+        <w:rPr>
+          <w:rFonts w:ascii="Arial" w:eastAsia="Meiryo UI" w:hAnsi="Arial" w:cs="Arial"/>
+          <w:kern w:val="0"/>
+          <w:sz w:val="22"/>
+          <w:szCs w:val="22"/>
+        </w:rPr>
+        <w:t xml:space="preserve"> 2024.</w:t>
       </w:r>
     </w:p>
     <w:p>
@@ -5036,16 +5449,36 @@
           <w:sz w:val="22"/>
           <w:szCs w:val="22"/>
         </w:rPr>
-        <w:t>Aug–Sep</w:t>
-      </w:r>
-      <w:r>
-        <w:rPr>
-          <w:rFonts w:ascii="Arial" w:eastAsia="Meiryo UI" w:hAnsi="Arial" w:cs="Arial"/>
-          <w:kern w:val="0"/>
-          <w:sz w:val="22"/>
-          <w:szCs w:val="22"/>
-        </w:rPr>
-        <w:t>, 202</w:t>
+        <w:t>Aug–</w:t>
+      </w:r>
+      <w:proofErr w:type="gramStart"/>
+      <w:r>
+        <w:rPr>
+          <w:rFonts w:ascii="Arial" w:eastAsia="Meiryo UI" w:hAnsi="Arial" w:cs="Arial"/>
+          <w:kern w:val="0"/>
+          <w:sz w:val="22"/>
+          <w:szCs w:val="22"/>
+        </w:rPr>
+        <w:t>Sep</w:t>
+      </w:r>
+      <w:r>
+        <w:rPr>
+          <w:rFonts w:ascii="Arial" w:eastAsia="Meiryo UI" w:hAnsi="Arial" w:cs="Arial"/>
+          <w:kern w:val="0"/>
+          <w:sz w:val="22"/>
+          <w:szCs w:val="22"/>
+        </w:rPr>
+        <w:t>,</w:t>
+      </w:r>
+      <w:proofErr w:type="gramEnd"/>
+      <w:r>
+        <w:rPr>
+          <w:rFonts w:ascii="Arial" w:eastAsia="Meiryo UI" w:hAnsi="Arial" w:cs="Arial"/>
+          <w:kern w:val="0"/>
+          <w:sz w:val="22"/>
+          <w:szCs w:val="22"/>
+        </w:rPr>
+        <w:t xml:space="preserve"> 202</w:t>
       </w:r>
       <w:r>
         <w:rPr>
@@ -5185,6 +5618,7 @@
         </w:rPr>
         <w:t xml:space="preserve">, </w:t>
       </w:r>
+      <w:proofErr w:type="gramStart"/>
       <w:r>
         <w:rPr>
           <w:rFonts w:ascii="Arial" w:eastAsia="Meiryo UI" w:hAnsi="Arial" w:cs="Arial"/>
@@ -5201,7 +5635,17 @@
           <w:sz w:val="22"/>
           <w:szCs w:val="22"/>
         </w:rPr>
-        <w:t>, 202</w:t>
+        <w:t>,</w:t>
+      </w:r>
+      <w:proofErr w:type="gramEnd"/>
+      <w:r>
+        <w:rPr>
+          <w:rFonts w:ascii="Arial" w:eastAsia="Meiryo UI" w:hAnsi="Arial" w:cs="Arial"/>
+          <w:kern w:val="0"/>
+          <w:sz w:val="22"/>
+          <w:szCs w:val="22"/>
+        </w:rPr>
+        <w:t xml:space="preserve"> 202</w:t>
       </w:r>
       <w:r>
         <w:rPr>
@@ -5410,7 +5854,27 @@
           <w:sz w:val="22"/>
           <w:szCs w:val="22"/>
         </w:rPr>
-        <w:t>Taipei, Nov, 2022</w:t>
+        <w:t xml:space="preserve">Taipei, </w:t>
+      </w:r>
+      <w:proofErr w:type="gramStart"/>
+      <w:r>
+        <w:rPr>
+          <w:rFonts w:ascii="Arial" w:eastAsia="Meiryo UI" w:hAnsi="Arial" w:cs="Arial"/>
+          <w:kern w:val="0"/>
+          <w:sz w:val="22"/>
+          <w:szCs w:val="22"/>
+        </w:rPr>
+        <w:t>Nov,</w:t>
+      </w:r>
+      <w:proofErr w:type="gramEnd"/>
+      <w:r>
+        <w:rPr>
+          <w:rFonts w:ascii="Arial" w:eastAsia="Meiryo UI" w:hAnsi="Arial" w:cs="Arial"/>
+          <w:kern w:val="0"/>
+          <w:sz w:val="22"/>
+          <w:szCs w:val="22"/>
+        </w:rPr>
+        <w:t xml:space="preserve"> 2022</w:t>
       </w:r>
       <w:r>
         <w:rPr>
@@ -5478,7 +5942,7 @@
     </w:p>
     <w:p>
       <w:pPr>
-        <w:pStyle w:val="a5"/>
+        <w:pStyle w:val="ListParagraph"/>
         <w:widowControl/>
         <w:ind w:leftChars="0" w:left="357"/>
         <w:jc w:val="left"/>
@@ -5496,7 +5960,27 @@
           <w:sz w:val="22"/>
           <w:szCs w:val="22"/>
         </w:rPr>
-        <w:t>Numerical study on the self-aggregation of moist convection in radiative-convective equilibrium, 6th Asia Pacific Conference on Plasma Physics, Virtual, Oct, 2022. (</w:t>
+        <w:t xml:space="preserve">Numerical study on the self-aggregation of moist convection in radiative-convective equilibrium, 6th Asia Pacific Conference on Plasma Physics, Virtual, </w:t>
+      </w:r>
+      <w:proofErr w:type="gramStart"/>
+      <w:r>
+        <w:rPr>
+          <w:rFonts w:ascii="Arial" w:eastAsia="Meiryo UI" w:hAnsi="Arial" w:cs="Arial"/>
+          <w:kern w:val="0"/>
+          <w:sz w:val="22"/>
+          <w:szCs w:val="22"/>
+        </w:rPr>
+        <w:t>Oct,</w:t>
+      </w:r>
+      <w:proofErr w:type="gramEnd"/>
+      <w:r>
+        <w:rPr>
+          <w:rFonts w:ascii="Arial" w:eastAsia="Meiryo UI" w:hAnsi="Arial" w:cs="Arial"/>
+          <w:kern w:val="0"/>
+          <w:sz w:val="22"/>
+          <w:szCs w:val="22"/>
+        </w:rPr>
+        <w:t xml:space="preserve"> 2022. (</w:t>
       </w:r>
       <w:r>
         <w:rPr>
@@ -5523,7 +6007,7 @@
     </w:p>
     <w:p>
       <w:pPr>
-        <w:pStyle w:val="a5"/>
+        <w:pStyle w:val="ListParagraph"/>
         <w:widowControl/>
         <w:ind w:leftChars="0" w:left="0"/>
         <w:jc w:val="left"/>
@@ -5567,7 +6051,7 @@
     </w:p>
     <w:p>
       <w:pPr>
-        <w:pStyle w:val="a5"/>
+        <w:pStyle w:val="ListParagraph"/>
         <w:widowControl/>
         <w:ind w:leftChars="0" w:left="360"/>
         <w:jc w:val="left"/>
@@ -5751,7 +6235,7 @@
     </w:p>
     <w:p>
       <w:pPr>
-        <w:pStyle w:val="a5"/>
+        <w:pStyle w:val="ListParagraph"/>
         <w:widowControl/>
         <w:ind w:leftChars="0" w:left="360"/>
         <w:jc w:val="left"/>
@@ -5769,7 +6253,67 @@
           <w:sz w:val="22"/>
           <w:szCs w:val="22"/>
         </w:rPr>
-        <w:t>Bimodal Raindrop Size Distributions From Observational Analysis With a New Formula, AOGS 19th Annual Meeting, Virtual, Aug, 2022.</w:t>
+        <w:t xml:space="preserve">Bimodal Raindrop Size Distributions </w:t>
+      </w:r>
+      <w:proofErr w:type="gramStart"/>
+      <w:r>
+        <w:rPr>
+          <w:rFonts w:ascii="Arial" w:eastAsia="Meiryo UI" w:hAnsi="Arial" w:cs="Arial"/>
+          <w:kern w:val="0"/>
+          <w:sz w:val="22"/>
+          <w:szCs w:val="22"/>
+        </w:rPr>
+        <w:t>From</w:t>
+      </w:r>
+      <w:proofErr w:type="gramEnd"/>
+      <w:r>
+        <w:rPr>
+          <w:rFonts w:ascii="Arial" w:eastAsia="Meiryo UI" w:hAnsi="Arial" w:cs="Arial"/>
+          <w:kern w:val="0"/>
+          <w:sz w:val="22"/>
+          <w:szCs w:val="22"/>
+        </w:rPr>
+        <w:t xml:space="preserve"> Observational Analysis </w:t>
+      </w:r>
+      <w:proofErr w:type="gramStart"/>
+      <w:r>
+        <w:rPr>
+          <w:rFonts w:ascii="Arial" w:eastAsia="Meiryo UI" w:hAnsi="Arial" w:cs="Arial"/>
+          <w:kern w:val="0"/>
+          <w:sz w:val="22"/>
+          <w:szCs w:val="22"/>
+        </w:rPr>
+        <w:t>With</w:t>
+      </w:r>
+      <w:proofErr w:type="gramEnd"/>
+      <w:r>
+        <w:rPr>
+          <w:rFonts w:ascii="Arial" w:eastAsia="Meiryo UI" w:hAnsi="Arial" w:cs="Arial"/>
+          <w:kern w:val="0"/>
+          <w:sz w:val="22"/>
+          <w:szCs w:val="22"/>
+        </w:rPr>
+        <w:t xml:space="preserve"> a New Formula, AOGS 19th Annual Meeting, Virtual, </w:t>
+      </w:r>
+      <w:proofErr w:type="gramStart"/>
+      <w:r>
+        <w:rPr>
+          <w:rFonts w:ascii="Arial" w:eastAsia="Meiryo UI" w:hAnsi="Arial" w:cs="Arial"/>
+          <w:kern w:val="0"/>
+          <w:sz w:val="22"/>
+          <w:szCs w:val="22"/>
+        </w:rPr>
+        <w:t>Aug,</w:t>
+      </w:r>
+      <w:proofErr w:type="gramEnd"/>
+      <w:r>
+        <w:rPr>
+          <w:rFonts w:ascii="Arial" w:eastAsia="Meiryo UI" w:hAnsi="Arial" w:cs="Arial"/>
+          <w:kern w:val="0"/>
+          <w:sz w:val="22"/>
+          <w:szCs w:val="22"/>
+        </w:rPr>
+        <w:t xml:space="preserve"> 2022.</w:t>
       </w:r>
     </w:p>
     <w:p>
@@ -5837,7 +6381,7 @@
     </w:p>
     <w:p>
       <w:pPr>
-        <w:pStyle w:val="a5"/>
+        <w:pStyle w:val="ListParagraph"/>
         <w:widowControl/>
         <w:ind w:leftChars="0" w:left="360"/>
         <w:jc w:val="left"/>
@@ -5875,6 +6419,7 @@
         </w:rPr>
         <w:t xml:space="preserve">, </w:t>
       </w:r>
+      <w:proofErr w:type="gramStart"/>
       <w:r>
         <w:rPr>
           <w:rFonts w:ascii="Arial" w:eastAsia="Meiryo UI" w:hAnsi="Arial" w:cs="Arial"/>
@@ -5891,7 +6436,17 @@
           <w:sz w:val="22"/>
           <w:szCs w:val="22"/>
         </w:rPr>
-        <w:t>, 2022.</w:t>
+        <w:t>,</w:t>
+      </w:r>
+      <w:proofErr w:type="gramEnd"/>
+      <w:r>
+        <w:rPr>
+          <w:rFonts w:ascii="Arial" w:eastAsia="Meiryo UI" w:hAnsi="Arial" w:cs="Arial"/>
+          <w:kern w:val="0"/>
+          <w:sz w:val="22"/>
+          <w:szCs w:val="22"/>
+        </w:rPr>
+        <w:t xml:space="preserve"> 2022.</w:t>
       </w:r>
       <w:r>
         <w:rPr>
@@ -5990,7 +6545,7 @@
     </w:p>
     <w:p>
       <w:pPr>
-        <w:pStyle w:val="a5"/>
+        <w:pStyle w:val="ListParagraph"/>
         <w:widowControl/>
         <w:ind w:leftChars="0" w:left="360"/>
         <w:jc w:val="left"/>
@@ -6008,7 +6563,47 @@
           <w:sz w:val="22"/>
           <w:szCs w:val="22"/>
         </w:rPr>
-        <w:t>A mechanism of convective self-aggregation: Coupling between low-level circulation and free-tropospheric variability, JpGU Meeting 2022, Chiba, May, 2022.</w:t>
+        <w:t xml:space="preserve">A mechanism of convective self-aggregation: Coupling between low-level circulation and free-tropospheric variability, </w:t>
+      </w:r>
+      <w:proofErr w:type="spellStart"/>
+      <w:r>
+        <w:rPr>
+          <w:rFonts w:ascii="Arial" w:eastAsia="Meiryo UI" w:hAnsi="Arial" w:cs="Arial"/>
+          <w:kern w:val="0"/>
+          <w:sz w:val="22"/>
+          <w:szCs w:val="22"/>
+        </w:rPr>
+        <w:t>JpGU</w:t>
+      </w:r>
+      <w:proofErr w:type="spellEnd"/>
+      <w:r>
+        <w:rPr>
+          <w:rFonts w:ascii="Arial" w:eastAsia="Meiryo UI" w:hAnsi="Arial" w:cs="Arial"/>
+          <w:kern w:val="0"/>
+          <w:sz w:val="22"/>
+          <w:szCs w:val="22"/>
+        </w:rPr>
+        <w:t xml:space="preserve"> Meeting 2022, Chiba, </w:t>
+      </w:r>
+      <w:proofErr w:type="gramStart"/>
+      <w:r>
+        <w:rPr>
+          <w:rFonts w:ascii="Arial" w:eastAsia="Meiryo UI" w:hAnsi="Arial" w:cs="Arial"/>
+          <w:kern w:val="0"/>
+          <w:sz w:val="22"/>
+          <w:szCs w:val="22"/>
+        </w:rPr>
+        <w:t>May,</w:t>
+      </w:r>
+      <w:proofErr w:type="gramEnd"/>
+      <w:r>
+        <w:rPr>
+          <w:rFonts w:ascii="Arial" w:eastAsia="Meiryo UI" w:hAnsi="Arial" w:cs="Arial"/>
+          <w:kern w:val="0"/>
+          <w:sz w:val="22"/>
+          <w:szCs w:val="22"/>
+        </w:rPr>
+        <w:t xml:space="preserve"> 2022.</w:t>
       </w:r>
     </w:p>
     <w:p>
@@ -6067,7 +6662,7 @@
     </w:p>
     <w:p>
       <w:pPr>
-        <w:pStyle w:val="a5"/>
+        <w:pStyle w:val="ListParagraph"/>
         <w:widowControl/>
         <w:ind w:leftChars="0" w:left="420"/>
         <w:jc w:val="left"/>
@@ -6085,7 +6680,27 @@
           <w:sz w:val="22"/>
           <w:szCs w:val="22"/>
         </w:rPr>
-        <w:t>On the resolution and domain size dependence of the onset of convective self-aggregation and the roles of low-level circulation and free-tropospheric variability, Workshop on the self-aggregation of clouds under the radiative-convective equilibrium, Virtual, Mar, 2022.</w:t>
+        <w:t xml:space="preserve">On the resolution and domain size dependence of the onset of convective self-aggregation and the roles of low-level circulation and free-tropospheric variability, Workshop on the self-aggregation of clouds under the radiative-convective equilibrium, Virtual, </w:t>
+      </w:r>
+      <w:proofErr w:type="gramStart"/>
+      <w:r>
+        <w:rPr>
+          <w:rFonts w:ascii="Arial" w:eastAsia="Meiryo UI" w:hAnsi="Arial" w:cs="Arial"/>
+          <w:kern w:val="0"/>
+          <w:sz w:val="22"/>
+          <w:szCs w:val="22"/>
+        </w:rPr>
+        <w:t>Mar,</w:t>
+      </w:r>
+      <w:proofErr w:type="gramEnd"/>
+      <w:r>
+        <w:rPr>
+          <w:rFonts w:ascii="Arial" w:eastAsia="Meiryo UI" w:hAnsi="Arial" w:cs="Arial"/>
+          <w:kern w:val="0"/>
+          <w:sz w:val="22"/>
+          <w:szCs w:val="22"/>
+        </w:rPr>
+        <w:t xml:space="preserve"> 2022.</w:t>
       </w:r>
     </w:p>
     <w:p>
@@ -6153,7 +6768,7 @@
     </w:p>
     <w:p>
       <w:pPr>
-        <w:pStyle w:val="a5"/>
+        <w:pStyle w:val="ListParagraph"/>
         <w:widowControl/>
         <w:ind w:leftChars="0" w:left="420"/>
         <w:jc w:val="left"/>
@@ -6171,7 +6786,27 @@
           <w:sz w:val="22"/>
           <w:szCs w:val="22"/>
         </w:rPr>
-        <w:t>New Critical Length for the Onset of Self-Aggregation of Moist Convection, The 4th R-CCS International Symposium, Virtual, Feb, 2022. (Poster)</w:t>
+        <w:t xml:space="preserve">New Critical Length for the Onset of Self-Aggregation of Moist Convection, The 4th R-CCS International Symposium, Virtual, </w:t>
+      </w:r>
+      <w:proofErr w:type="gramStart"/>
+      <w:r>
+        <w:rPr>
+          <w:rFonts w:ascii="Arial" w:eastAsia="Meiryo UI" w:hAnsi="Arial" w:cs="Arial"/>
+          <w:kern w:val="0"/>
+          <w:sz w:val="22"/>
+          <w:szCs w:val="22"/>
+        </w:rPr>
+        <w:t>Feb,</w:t>
+      </w:r>
+      <w:proofErr w:type="gramEnd"/>
+      <w:r>
+        <w:rPr>
+          <w:rFonts w:ascii="Arial" w:eastAsia="Meiryo UI" w:hAnsi="Arial" w:cs="Arial"/>
+          <w:kern w:val="0"/>
+          <w:sz w:val="22"/>
+          <w:szCs w:val="22"/>
+        </w:rPr>
+        <w:t xml:space="preserve"> 2022. (Poster)</w:t>
       </w:r>
     </w:p>
     <w:p>
@@ -6239,7 +6874,7 @@
     </w:p>
     <w:p>
       <w:pPr>
-        <w:pStyle w:val="a5"/>
+        <w:pStyle w:val="ListParagraph"/>
         <w:widowControl/>
         <w:ind w:leftChars="0" w:left="420"/>
         <w:jc w:val="left"/>
@@ -6257,7 +6892,27 @@
           <w:sz w:val="22"/>
           <w:szCs w:val="22"/>
         </w:rPr>
-        <w:t>New Critical Length for the Onset of Self-Aggregation of Moist Convection, The Fifth Convection-Permitting Modeling Workshop 2021, Virtual, Sep, 2021. (Poster)</w:t>
+        <w:t xml:space="preserve">New Critical Length for the Onset of Self-Aggregation of Moist Convection, The Fifth Convection-Permitting Modeling Workshop 2021, Virtual, </w:t>
+      </w:r>
+      <w:proofErr w:type="gramStart"/>
+      <w:r>
+        <w:rPr>
+          <w:rFonts w:ascii="Arial" w:eastAsia="Meiryo UI" w:hAnsi="Arial" w:cs="Arial"/>
+          <w:kern w:val="0"/>
+          <w:sz w:val="22"/>
+          <w:szCs w:val="22"/>
+        </w:rPr>
+        <w:t>Sep,</w:t>
+      </w:r>
+      <w:proofErr w:type="gramEnd"/>
+      <w:r>
+        <w:rPr>
+          <w:rFonts w:ascii="Arial" w:eastAsia="Meiryo UI" w:hAnsi="Arial" w:cs="Arial"/>
+          <w:kern w:val="0"/>
+          <w:sz w:val="22"/>
+          <w:szCs w:val="22"/>
+        </w:rPr>
+        <w:t xml:space="preserve"> 2021. (Poster)</w:t>
       </w:r>
     </w:p>
     <w:p>
@@ -6325,7 +6980,7 @@
     </w:p>
     <w:p>
       <w:pPr>
-        <w:pStyle w:val="a5"/>
+        <w:pStyle w:val="ListParagraph"/>
         <w:widowControl/>
         <w:ind w:leftChars="0" w:left="420"/>
         <w:jc w:val="left"/>
@@ -6343,7 +6998,27 @@
           <w:sz w:val="22"/>
           <w:szCs w:val="22"/>
         </w:rPr>
-        <w:t>New Critical Length for the Onset of Self-Aggregation of Moist Convection, AGU Fall Meeting 2020, Virtual, Dec, 2020.</w:t>
+        <w:t xml:space="preserve">New Critical Length for the Onset of Self-Aggregation of Moist Convection, AGU Fall Meeting 2020, Virtual, </w:t>
+      </w:r>
+      <w:proofErr w:type="gramStart"/>
+      <w:r>
+        <w:rPr>
+          <w:rFonts w:ascii="Arial" w:eastAsia="Meiryo UI" w:hAnsi="Arial" w:cs="Arial"/>
+          <w:kern w:val="0"/>
+          <w:sz w:val="22"/>
+          <w:szCs w:val="22"/>
+        </w:rPr>
+        <w:t>Dec,</w:t>
+      </w:r>
+      <w:proofErr w:type="gramEnd"/>
+      <w:r>
+        <w:rPr>
+          <w:rFonts w:ascii="Arial" w:eastAsia="Meiryo UI" w:hAnsi="Arial" w:cs="Arial"/>
+          <w:kern w:val="0"/>
+          <w:sz w:val="22"/>
+          <w:szCs w:val="22"/>
+        </w:rPr>
+        <w:t xml:space="preserve"> 2020.</w:t>
       </w:r>
       <w:r>
         <w:rPr>
@@ -6417,7 +7092,7 @@
     </w:p>
     <w:p>
       <w:pPr>
-        <w:pStyle w:val="a5"/>
+        <w:pStyle w:val="ListParagraph"/>
         <w:widowControl/>
         <w:ind w:leftChars="0" w:left="420"/>
         <w:jc w:val="left"/>
@@ -6435,7 +7110,27 @@
           <w:sz w:val="22"/>
           <w:szCs w:val="22"/>
         </w:rPr>
-        <w:t>A consecutive development of MJO events in the 2018-2019 winter season reproduced by a three-month SST-forced experiment with NICAM, AGU Fall Meeting 2020, Virtual, Dec, 2020.</w:t>
+        <w:t xml:space="preserve">A consecutive development of MJO events in the 2018-2019 winter season reproduced by a three-month SST-forced experiment with NICAM, AGU Fall Meeting 2020, Virtual, </w:t>
+      </w:r>
+      <w:proofErr w:type="gramStart"/>
+      <w:r>
+        <w:rPr>
+          <w:rFonts w:ascii="Arial" w:eastAsia="Meiryo UI" w:hAnsi="Arial" w:cs="Arial"/>
+          <w:kern w:val="0"/>
+          <w:sz w:val="22"/>
+          <w:szCs w:val="22"/>
+        </w:rPr>
+        <w:t>Dec,</w:t>
+      </w:r>
+      <w:proofErr w:type="gramEnd"/>
+      <w:r>
+        <w:rPr>
+          <w:rFonts w:ascii="Arial" w:eastAsia="Meiryo UI" w:hAnsi="Arial" w:cs="Arial"/>
+          <w:kern w:val="0"/>
+          <w:sz w:val="22"/>
+          <w:szCs w:val="22"/>
+        </w:rPr>
+        <w:t xml:space="preserve"> 2020.</w:t>
       </w:r>
     </w:p>
     <w:p>
@@ -6503,7 +7198,7 @@
     </w:p>
     <w:p>
       <w:pPr>
-        <w:pStyle w:val="a5"/>
+        <w:pStyle w:val="ListParagraph"/>
         <w:widowControl/>
         <w:ind w:leftChars="0" w:left="420"/>
         <w:jc w:val="left"/>
@@ -6521,7 +7216,47 @@
           <w:sz w:val="22"/>
           <w:szCs w:val="22"/>
         </w:rPr>
-        <w:t>New Critical Length Scale for the Onset of Self-Aggregation of Moist Convection, JpGU - AGU Joint Meeting 2020, Virtual, Jul, 2020. (</w:t>
+        <w:t xml:space="preserve">New Critical Length Scale for the Onset of Self-Aggregation of Moist Convection, </w:t>
+      </w:r>
+      <w:proofErr w:type="spellStart"/>
+      <w:r>
+        <w:rPr>
+          <w:rFonts w:ascii="Arial" w:eastAsia="Meiryo UI" w:hAnsi="Arial" w:cs="Arial"/>
+          <w:kern w:val="0"/>
+          <w:sz w:val="22"/>
+          <w:szCs w:val="22"/>
+        </w:rPr>
+        <w:t>JpGU</w:t>
+      </w:r>
+      <w:proofErr w:type="spellEnd"/>
+      <w:r>
+        <w:rPr>
+          <w:rFonts w:ascii="Arial" w:eastAsia="Meiryo UI" w:hAnsi="Arial" w:cs="Arial"/>
+          <w:kern w:val="0"/>
+          <w:sz w:val="22"/>
+          <w:szCs w:val="22"/>
+        </w:rPr>
+        <w:t xml:space="preserve"> - AGU Joint Meeting 2020, Virtual, </w:t>
+      </w:r>
+      <w:proofErr w:type="gramStart"/>
+      <w:r>
+        <w:rPr>
+          <w:rFonts w:ascii="Arial" w:eastAsia="Meiryo UI" w:hAnsi="Arial" w:cs="Arial"/>
+          <w:kern w:val="0"/>
+          <w:sz w:val="22"/>
+          <w:szCs w:val="22"/>
+        </w:rPr>
+        <w:t>Jul,</w:t>
+      </w:r>
+      <w:proofErr w:type="gramEnd"/>
+      <w:r>
+        <w:rPr>
+          <w:rFonts w:ascii="Arial" w:eastAsia="Meiryo UI" w:hAnsi="Arial" w:cs="Arial"/>
+          <w:kern w:val="0"/>
+          <w:sz w:val="22"/>
+          <w:szCs w:val="22"/>
+        </w:rPr>
+        <w:t xml:space="preserve"> 2020. (</w:t>
       </w:r>
       <w:r>
         <w:rPr>
@@ -6600,7 +7335,7 @@
     </w:p>
     <w:p>
       <w:pPr>
-        <w:pStyle w:val="a5"/>
+        <w:pStyle w:val="ListParagraph"/>
         <w:widowControl/>
         <w:ind w:leftChars="0" w:left="360"/>
         <w:jc w:val="left"/>
@@ -6645,7 +7380,47 @@
           <w:sz w:val="22"/>
           <w:szCs w:val="22"/>
         </w:rPr>
-        <w:t xml:space="preserve">Dependence of the reproducibility of the MJO convection on differences in the surface flux conditions in NICAM, JpGU - AGU Joint Meeting 2020, Virtual, Jul, 2020. </w:t>
+        <w:t xml:space="preserve">Dependence of the reproducibility of the MJO convection on differences in the surface flux conditions in NICAM, </w:t>
+      </w:r>
+      <w:proofErr w:type="spellStart"/>
+      <w:r>
+        <w:rPr>
+          <w:rFonts w:ascii="Arial" w:eastAsia="Meiryo UI" w:hAnsi="Arial" w:cs="Arial"/>
+          <w:kern w:val="0"/>
+          <w:sz w:val="22"/>
+          <w:szCs w:val="22"/>
+        </w:rPr>
+        <w:t>JpGU</w:t>
+      </w:r>
+      <w:proofErr w:type="spellEnd"/>
+      <w:r>
+        <w:rPr>
+          <w:rFonts w:ascii="Arial" w:eastAsia="Meiryo UI" w:hAnsi="Arial" w:cs="Arial"/>
+          <w:kern w:val="0"/>
+          <w:sz w:val="22"/>
+          <w:szCs w:val="22"/>
+        </w:rPr>
+        <w:t xml:space="preserve"> - AGU Joint Meeting 2020, Virtual, </w:t>
+      </w:r>
+      <w:proofErr w:type="gramStart"/>
+      <w:r>
+        <w:rPr>
+          <w:rFonts w:ascii="Arial" w:eastAsia="Meiryo UI" w:hAnsi="Arial" w:cs="Arial"/>
+          <w:kern w:val="0"/>
+          <w:sz w:val="22"/>
+          <w:szCs w:val="22"/>
+        </w:rPr>
+        <w:t>Jul,</w:t>
+      </w:r>
+      <w:proofErr w:type="gramEnd"/>
+      <w:r>
+        <w:rPr>
+          <w:rFonts w:ascii="Arial" w:eastAsia="Meiryo UI" w:hAnsi="Arial" w:cs="Arial"/>
+          <w:kern w:val="0"/>
+          <w:sz w:val="22"/>
+          <w:szCs w:val="22"/>
+        </w:rPr>
+        <w:t xml:space="preserve"> 2020. </w:t>
       </w:r>
     </w:p>
     <w:p>
@@ -6713,7 +7488,7 @@
     </w:p>
     <w:p>
       <w:pPr>
-        <w:pStyle w:val="a5"/>
+        <w:pStyle w:val="ListParagraph"/>
         <w:widowControl/>
         <w:ind w:leftChars="0" w:left="360"/>
         <w:jc w:val="left"/>
@@ -6731,7 +7506,27 @@
           <w:sz w:val="22"/>
           <w:szCs w:val="22"/>
         </w:rPr>
-        <w:t>Statistical Properties of Cumulus Ensembles in High-Resolution Radiative-Convective Equilibrium Simulations, Wayne Schubert Symposium in AMS Annual Meeting 2020, Boston, Jan, 2020. (Poster)</w:t>
+        <w:t xml:space="preserve">Statistical Properties of Cumulus Ensembles in High-Resolution Radiative-Convective Equilibrium Simulations, Wayne Schubert Symposium in AMS Annual Meeting 2020, Boston, </w:t>
+      </w:r>
+      <w:proofErr w:type="gramStart"/>
+      <w:r>
+        <w:rPr>
+          <w:rFonts w:ascii="Arial" w:eastAsia="Meiryo UI" w:hAnsi="Arial" w:cs="Arial"/>
+          <w:kern w:val="0"/>
+          <w:sz w:val="22"/>
+          <w:szCs w:val="22"/>
+        </w:rPr>
+        <w:t>Jan,</w:t>
+      </w:r>
+      <w:proofErr w:type="gramEnd"/>
+      <w:r>
+        <w:rPr>
+          <w:rFonts w:ascii="Arial" w:eastAsia="Meiryo UI" w:hAnsi="Arial" w:cs="Arial"/>
+          <w:kern w:val="0"/>
+          <w:sz w:val="22"/>
+          <w:szCs w:val="22"/>
+        </w:rPr>
+        <w:t xml:space="preserve"> 2020. (Poster)</w:t>
       </w:r>
     </w:p>
     <w:p>
@@ -6802,7 +7597,7 @@
     </w:p>
     <w:p>
       <w:pPr>
-        <w:pStyle w:val="a5"/>
+        <w:pStyle w:val="ListParagraph"/>
         <w:widowControl/>
         <w:ind w:leftChars="0" w:left="360"/>
         <w:jc w:val="left"/>
@@ -6823,7 +7618,47 @@
           <w:sz w:val="22"/>
           <w:szCs w:val="22"/>
         </w:rPr>
-        <w:t>Statistical Properties of Cumulus Ensembles in High-Resolution Radiative-Convective Equilibrium Simulations, JpGU Meeting 2019, Chiba, May, 2019.</w:t>
+        <w:t xml:space="preserve">Statistical Properties of Cumulus Ensembles in High-Resolution Radiative-Convective Equilibrium Simulations, </w:t>
+      </w:r>
+      <w:proofErr w:type="spellStart"/>
+      <w:r>
+        <w:rPr>
+          <w:rFonts w:ascii="Arial" w:eastAsia="Meiryo UI" w:hAnsi="Arial" w:cs="Arial"/>
+          <w:kern w:val="0"/>
+          <w:sz w:val="22"/>
+          <w:szCs w:val="22"/>
+        </w:rPr>
+        <w:t>JpGU</w:t>
+      </w:r>
+      <w:proofErr w:type="spellEnd"/>
+      <w:r>
+        <w:rPr>
+          <w:rFonts w:ascii="Arial" w:eastAsia="Meiryo UI" w:hAnsi="Arial" w:cs="Arial"/>
+          <w:kern w:val="0"/>
+          <w:sz w:val="22"/>
+          <w:szCs w:val="22"/>
+        </w:rPr>
+        <w:t xml:space="preserve"> Meeting 2019, Chiba, </w:t>
+      </w:r>
+      <w:proofErr w:type="gramStart"/>
+      <w:r>
+        <w:rPr>
+          <w:rFonts w:ascii="Arial" w:eastAsia="Meiryo UI" w:hAnsi="Arial" w:cs="Arial"/>
+          <w:kern w:val="0"/>
+          <w:sz w:val="22"/>
+          <w:szCs w:val="22"/>
+        </w:rPr>
+        <w:t>May,</w:t>
+      </w:r>
+      <w:proofErr w:type="gramEnd"/>
+      <w:r>
+        <w:rPr>
+          <w:rFonts w:ascii="Arial" w:eastAsia="Meiryo UI" w:hAnsi="Arial" w:cs="Arial"/>
+          <w:kern w:val="0"/>
+          <w:sz w:val="22"/>
+          <w:szCs w:val="22"/>
+        </w:rPr>
+        <w:t xml:space="preserve"> 2019.</w:t>
       </w:r>
     </w:p>
     <w:p>
@@ -6891,7 +7726,7 @@
     </w:p>
     <w:p>
       <w:pPr>
-        <w:pStyle w:val="a5"/>
+        <w:pStyle w:val="ListParagraph"/>
         <w:widowControl/>
         <w:ind w:leftChars="0" w:left="400"/>
         <w:jc w:val="left"/>
@@ -6937,12 +7772,7 @@
       </w:pPr>
     </w:p>
     <w:sectPr>
-      <w:headerReference w:type="even" r:id="rId14"/>
-      <w:headerReference w:type="default" r:id="rId15"/>
-      <w:footerReference w:type="even" r:id="rId16"/>
-      <w:footerReference w:type="default" r:id="rId17"/>
-      <w:headerReference w:type="first" r:id="rId18"/>
-      <w:footerReference w:type="first" r:id="rId19"/>
+      <w:headerReference w:type="default" r:id="rId14"/>
       <w:pgSz w:w="11906" w:h="16838"/>
       <w:pgMar w:top="1440" w:right="1080" w:bottom="1440" w:left="1080" w:header="851" w:footer="992" w:gutter="0"/>
       <w:cols w:space="425"/>
@@ -6971,36 +7801,6 @@
 </w:endnotes>
 </file>
 
-<file path=word/footer1.xml><?xml version="1.0" encoding="utf-8"?>
-<w:ftr xmlns:wpc="http://schemas.microsoft.com/office/word/2010/wordprocessingCanvas" xmlns:cx="http://schemas.microsoft.com/office/drawing/2014/chartex" xmlns:cx1="http://schemas.microsoft.com/office/drawing/2015/9/8/chartex" xmlns:cx2="http://schemas.microsoft.com/office/drawing/2015/10/21/chartex" xmlns:cx3="http://schemas.microsoft.com/office/drawing/2016/5/9/chartex" xmlns:cx4="http://schemas.microsoft.com/office/drawing/2016/5/10/chartex" xmlns:cx5="http://schemas.microsoft.com/office/drawing/2016/5/11/chartex" xmlns:cx6="http://schemas.microsoft.com/office/drawing/2016/5/12/chartex" xmlns:cx7="http://schemas.microsoft.com/office/drawing/2016/5/13/chartex" xmlns:cx8="http://schemas.microsoft.com/office/drawing/2016/5/14/chartex" xmlns:mc="http://schemas.openxmlformats.org/markup-compatibility/2006" xmlns:aink="http://schemas.microsoft.com/office/drawing/2016/ink" xmlns:am3d="http://schemas.microsoft.com/office/drawing/2017/model3d" xmlns:o="urn:schemas-microsoft-com:office:office" xmlns:oel="http://schemas.microsoft.com/office/2019/extlst" xmlns:r="http://schemas.openxmlformats.org/officeDocument/2006/relationships" xmlns:m="http://schemas.openxmlformats.org/officeDocument/2006/math" xmlns:v="urn:schemas-microsoft-com:vml" xmlns:wp14="http://schemas.microsoft.com/office/word/2010/wordprocessingDrawing" xmlns:wp="http://schemas.openxmlformats.org/drawingml/2006/wordprocessingDrawing" xmlns:w10="urn:schemas-microsoft-com:office:word" xmlns:w="http://schemas.openxmlformats.org/wordprocessingml/2006/main" xmlns:w14="http://schemas.microsoft.com/office/word/2010/wordml" xmlns:w15="http://schemas.microsoft.com/office/word/2012/wordml" xmlns:w16cex="http://schemas.microsoft.com/office/word/2018/wordml/cex" xmlns:w16cid="http://schemas.microsoft.com/office/word/2016/wordml/cid" xmlns:w16="http://schemas.microsoft.com/office/word/2018/wordml" xmlns:w16du="http://schemas.microsoft.com/office/word/2023/wordml/word16du" xmlns:w16sdtdh="http://schemas.microsoft.com/office/word/2020/wordml/sdtdatahash" xmlns:w16sdtfl="http://schemas.microsoft.com/office/word/2024/wordml/sdtformatlock" xmlns:w16se="http://schemas.microsoft.com/office/word/2015/wordml/symex" xmlns:wpg="http://schemas.microsoft.com/office/word/2010/wordprocessingGroup" xmlns:wpi="http://schemas.microsoft.com/office/word/2010/wordprocessingInk" xmlns:wne="http://schemas.microsoft.com/office/word/2006/wordml" xmlns:wps="http://schemas.microsoft.com/office/word/2010/wordprocessingShape" mc:Ignorable="w14 w15 w16se w16cid w16 w16cex w16sdtdh w16sdtfl w16du wp14">
-  <w:p>
-    <w:pPr>
-      <w:pStyle w:val="a8"/>
-    </w:pPr>
-  </w:p>
-</w:ftr>
-</file>
-
-<file path=word/footer2.xml><?xml version="1.0" encoding="utf-8"?>
-<w:ftr xmlns:wpc="http://schemas.microsoft.com/office/word/2010/wordprocessingCanvas" xmlns:cx="http://schemas.microsoft.com/office/drawing/2014/chartex" xmlns:cx1="http://schemas.microsoft.com/office/drawing/2015/9/8/chartex" xmlns:cx2="http://schemas.microsoft.com/office/drawing/2015/10/21/chartex" xmlns:cx3="http://schemas.microsoft.com/office/drawing/2016/5/9/chartex" xmlns:cx4="http://schemas.microsoft.com/office/drawing/2016/5/10/chartex" xmlns:cx5="http://schemas.microsoft.com/office/drawing/2016/5/11/chartex" xmlns:cx6="http://schemas.microsoft.com/office/drawing/2016/5/12/chartex" xmlns:cx7="http://schemas.microsoft.com/office/drawing/2016/5/13/chartex" xmlns:cx8="http://schemas.microsoft.com/office/drawing/2016/5/14/chartex" xmlns:mc="http://schemas.openxmlformats.org/markup-compatibility/2006" xmlns:aink="http://schemas.microsoft.com/office/drawing/2016/ink" xmlns:am3d="http://schemas.microsoft.com/office/drawing/2017/model3d" xmlns:o="urn:schemas-microsoft-com:office:office" xmlns:oel="http://schemas.microsoft.com/office/2019/extlst" xmlns:r="http://schemas.openxmlformats.org/officeDocument/2006/relationships" xmlns:m="http://schemas.openxmlformats.org/officeDocument/2006/math" xmlns:v="urn:schemas-microsoft-com:vml" xmlns:wp14="http://schemas.microsoft.com/office/word/2010/wordprocessingDrawing" xmlns:wp="http://schemas.openxmlformats.org/drawingml/2006/wordprocessingDrawing" xmlns:w10="urn:schemas-microsoft-com:office:word" xmlns:w="http://schemas.openxmlformats.org/wordprocessingml/2006/main" xmlns:w14="http://schemas.microsoft.com/office/word/2010/wordml" xmlns:w15="http://schemas.microsoft.com/office/word/2012/wordml" xmlns:w16cex="http://schemas.microsoft.com/office/word/2018/wordml/cex" xmlns:w16cid="http://schemas.microsoft.com/office/word/2016/wordml/cid" xmlns:w16="http://schemas.microsoft.com/office/word/2018/wordml" xmlns:w16du="http://schemas.microsoft.com/office/word/2023/wordml/word16du" xmlns:w16sdtdh="http://schemas.microsoft.com/office/word/2020/wordml/sdtdatahash" xmlns:w16sdtfl="http://schemas.microsoft.com/office/word/2024/wordml/sdtformatlock" xmlns:w16se="http://schemas.microsoft.com/office/word/2015/wordml/symex" xmlns:wpg="http://schemas.microsoft.com/office/word/2010/wordprocessingGroup" xmlns:wpi="http://schemas.microsoft.com/office/word/2010/wordprocessingInk" xmlns:wne="http://schemas.microsoft.com/office/word/2006/wordml" xmlns:wps="http://schemas.microsoft.com/office/word/2010/wordprocessingShape" mc:Ignorable="w14 w15 w16se w16cid w16 w16cex w16sdtdh w16sdtfl w16du wp14">
-  <w:p>
-    <w:pPr>
-      <w:pStyle w:val="a8"/>
-    </w:pPr>
-  </w:p>
-</w:ftr>
-</file>
-
-<file path=word/footer3.xml><?xml version="1.0" encoding="utf-8"?>
-<w:ftr xmlns:wpc="http://schemas.microsoft.com/office/word/2010/wordprocessingCanvas" xmlns:cx="http://schemas.microsoft.com/office/drawing/2014/chartex" xmlns:cx1="http://schemas.microsoft.com/office/drawing/2015/9/8/chartex" xmlns:cx2="http://schemas.microsoft.com/office/drawing/2015/10/21/chartex" xmlns:cx3="http://schemas.microsoft.com/office/drawing/2016/5/9/chartex" xmlns:cx4="http://schemas.microsoft.com/office/drawing/2016/5/10/chartex" xmlns:cx5="http://schemas.microsoft.com/office/drawing/2016/5/11/chartex" xmlns:cx6="http://schemas.microsoft.com/office/drawing/2016/5/12/chartex" xmlns:cx7="http://schemas.microsoft.com/office/drawing/2016/5/13/chartex" xmlns:cx8="http://schemas.microsoft.com/office/drawing/2016/5/14/chartex" xmlns:mc="http://schemas.openxmlformats.org/markup-compatibility/2006" xmlns:aink="http://schemas.microsoft.com/office/drawing/2016/ink" xmlns:am3d="http://schemas.microsoft.com/office/drawing/2017/model3d" xmlns:o="urn:schemas-microsoft-com:office:office" xmlns:oel="http://schemas.microsoft.com/office/2019/extlst" xmlns:r="http://schemas.openxmlformats.org/officeDocument/2006/relationships" xmlns:m="http://schemas.openxmlformats.org/officeDocument/2006/math" xmlns:v="urn:schemas-microsoft-com:vml" xmlns:wp14="http://schemas.microsoft.com/office/word/2010/wordprocessingDrawing" xmlns:wp="http://schemas.openxmlformats.org/drawingml/2006/wordprocessingDrawing" xmlns:w10="urn:schemas-microsoft-com:office:word" xmlns:w="http://schemas.openxmlformats.org/wordprocessingml/2006/main" xmlns:w14="http://schemas.microsoft.com/office/word/2010/wordml" xmlns:w15="http://schemas.microsoft.com/office/word/2012/wordml" xmlns:w16cex="http://schemas.microsoft.com/office/word/2018/wordml/cex" xmlns:w16cid="http://schemas.microsoft.com/office/word/2016/wordml/cid" xmlns:w16="http://schemas.microsoft.com/office/word/2018/wordml" xmlns:w16du="http://schemas.microsoft.com/office/word/2023/wordml/word16du" xmlns:w16sdtdh="http://schemas.microsoft.com/office/word/2020/wordml/sdtdatahash" xmlns:w16sdtfl="http://schemas.microsoft.com/office/word/2024/wordml/sdtformatlock" xmlns:w16se="http://schemas.microsoft.com/office/word/2015/wordml/symex" xmlns:wpg="http://schemas.microsoft.com/office/word/2010/wordprocessingGroup" xmlns:wpi="http://schemas.microsoft.com/office/word/2010/wordprocessingInk" xmlns:wne="http://schemas.microsoft.com/office/word/2006/wordml" xmlns:wps="http://schemas.microsoft.com/office/word/2010/wordprocessingShape" mc:Ignorable="w14 w15 w16se w16cid w16 w16cex w16sdtdh w16sdtfl w16du wp14">
-  <w:p>
-    <w:pPr>
-      <w:pStyle w:val="a8"/>
-    </w:pPr>
-  </w:p>
-</w:ftr>
-</file>
-
 <file path=word/footnotes.xml><?xml version="1.0" encoding="utf-8"?>
 <w:footnotes xmlns:wpc="http://schemas.microsoft.com/office/word/2010/wordprocessingCanvas" xmlns:cx="http://schemas.microsoft.com/office/drawing/2014/chartex" xmlns:cx1="http://schemas.microsoft.com/office/drawing/2015/9/8/chartex" xmlns:cx2="http://schemas.microsoft.com/office/drawing/2015/10/21/chartex" xmlns:cx3="http://schemas.microsoft.com/office/drawing/2016/5/9/chartex" xmlns:cx4="http://schemas.microsoft.com/office/drawing/2016/5/10/chartex" xmlns:cx5="http://schemas.microsoft.com/office/drawing/2016/5/11/chartex" xmlns:cx6="http://schemas.microsoft.com/office/drawing/2016/5/12/chartex" xmlns:cx7="http://schemas.microsoft.com/office/drawing/2016/5/13/chartex" xmlns:cx8="http://schemas.microsoft.com/office/drawing/2016/5/14/chartex" xmlns:mc="http://schemas.openxmlformats.org/markup-compatibility/2006" xmlns:aink="http://schemas.microsoft.com/office/drawing/2016/ink" xmlns:am3d="http://schemas.microsoft.com/office/drawing/2017/model3d" xmlns:o="urn:schemas-microsoft-com:office:office" xmlns:oel="http://schemas.microsoft.com/office/2019/extlst" xmlns:r="http://schemas.openxmlformats.org/officeDocument/2006/relationships" xmlns:m="http://schemas.openxmlformats.org/officeDocument/2006/math" xmlns:v="urn:schemas-microsoft-com:vml" xmlns:wp14="http://schemas.microsoft.com/office/word/2010/wordprocessingDrawing" xmlns:wp="http://schemas.openxmlformats.org/drawingml/2006/wordprocessingDrawing" xmlns:w10="urn:schemas-microsoft-com:office:word" xmlns:w="http://schemas.openxmlformats.org/wordprocessingml/2006/main" xmlns:w14="http://schemas.microsoft.com/office/word/2010/wordml" xmlns:w15="http://schemas.microsoft.com/office/word/2012/wordml" xmlns:w16cex="http://schemas.microsoft.com/office/word/2018/wordml/cex" xmlns:w16cid="http://schemas.microsoft.com/office/word/2016/wordml/cid" xmlns:w16="http://schemas.microsoft.com/office/word/2018/wordml" xmlns:w16du="http://schemas.microsoft.com/office/word/2023/wordml/word16du" xmlns:w16sdtdh="http://schemas.microsoft.com/office/word/2020/wordml/sdtdatahash" xmlns:w16sdtfl="http://schemas.microsoft.com/office/word/2024/wordml/sdtformatlock" xmlns:w16se="http://schemas.microsoft.com/office/word/2015/wordml/symex" xmlns:wpg="http://schemas.microsoft.com/office/word/2010/wordprocessingGroup" xmlns:wpi="http://schemas.microsoft.com/office/word/2010/wordprocessingInk" xmlns:wne="http://schemas.microsoft.com/office/word/2006/wordml" xmlns:wps="http://schemas.microsoft.com/office/word/2010/wordprocessingShape" mc:Ignorable="w14 w15 w16se w16cid w16 w16cex w16sdtdh w16sdtfl w16du wp14">
   <w:footnote w:type="separator" w:id="-1">
@@ -7024,17 +7824,7 @@
 <w:hdr xmlns:wpc="http://schemas.microsoft.com/office/word/2010/wordprocessingCanvas" xmlns:cx="http://schemas.microsoft.com/office/drawing/2014/chartex" xmlns:cx1="http://schemas.microsoft.com/office/drawing/2015/9/8/chartex" xmlns:cx2="http://schemas.microsoft.com/office/drawing/2015/10/21/chartex" xmlns:cx3="http://schemas.microsoft.com/office/drawing/2016/5/9/chartex" xmlns:cx4="http://schemas.microsoft.com/office/drawing/2016/5/10/chartex" xmlns:cx5="http://schemas.microsoft.com/office/drawing/2016/5/11/chartex" xmlns:cx6="http://schemas.microsoft.com/office/drawing/2016/5/12/chartex" xmlns:cx7="http://schemas.microsoft.com/office/drawing/2016/5/13/chartex" xmlns:cx8="http://schemas.microsoft.com/office/drawing/2016/5/14/chartex" xmlns:mc="http://schemas.openxmlformats.org/markup-compatibility/2006" xmlns:aink="http://schemas.microsoft.com/office/drawing/2016/ink" xmlns:am3d="http://schemas.microsoft.com/office/drawing/2017/model3d" xmlns:o="urn:schemas-microsoft-com:office:office" xmlns:oel="http://schemas.microsoft.com/office/2019/extlst" xmlns:r="http://schemas.openxmlformats.org/officeDocument/2006/relationships" xmlns:m="http://schemas.openxmlformats.org/officeDocument/2006/math" xmlns:v="urn:schemas-microsoft-com:vml" xmlns:wp14="http://schemas.microsoft.com/office/word/2010/wordprocessingDrawing" xmlns:wp="http://schemas.openxmlformats.org/drawingml/2006/wordprocessingDrawing" xmlns:w10="urn:schemas-microsoft-com:office:word" xmlns:w="http://schemas.openxmlformats.org/wordprocessingml/2006/main" xmlns:w14="http://schemas.microsoft.com/office/word/2010/wordml" xmlns:w15="http://schemas.microsoft.com/office/word/2012/wordml" xmlns:w16cex="http://schemas.microsoft.com/office/word/2018/wordml/cex" xmlns:w16cid="http://schemas.microsoft.com/office/word/2016/wordml/cid" xmlns:w16="http://schemas.microsoft.com/office/word/2018/wordml" xmlns:w16du="http://schemas.microsoft.com/office/word/2023/wordml/word16du" xmlns:w16sdtdh="http://schemas.microsoft.com/office/word/2020/wordml/sdtdatahash" xmlns:w16sdtfl="http://schemas.microsoft.com/office/word/2024/wordml/sdtformatlock" xmlns:w16se="http://schemas.microsoft.com/office/word/2015/wordml/symex" xmlns:wpg="http://schemas.microsoft.com/office/word/2010/wordprocessingGroup" xmlns:wpi="http://schemas.microsoft.com/office/word/2010/wordprocessingInk" xmlns:wne="http://schemas.microsoft.com/office/word/2006/wordml" xmlns:wps="http://schemas.microsoft.com/office/word/2010/wordprocessingShape" mc:Ignorable="w14 w15 w16se w16cid w16 w16cex w16sdtdh w16sdtfl w16du wp14">
   <w:p>
     <w:pPr>
-      <w:pStyle w:val="a6"/>
-    </w:pPr>
-  </w:p>
-</w:hdr>
-</file>
-
-<file path=word/header2.xml><?xml version="1.0" encoding="utf-8"?>
-<w:hdr xmlns:wpc="http://schemas.microsoft.com/office/word/2010/wordprocessingCanvas" xmlns:cx="http://schemas.microsoft.com/office/drawing/2014/chartex" xmlns:cx1="http://schemas.microsoft.com/office/drawing/2015/9/8/chartex" xmlns:cx2="http://schemas.microsoft.com/office/drawing/2015/10/21/chartex" xmlns:cx3="http://schemas.microsoft.com/office/drawing/2016/5/9/chartex" xmlns:cx4="http://schemas.microsoft.com/office/drawing/2016/5/10/chartex" xmlns:cx5="http://schemas.microsoft.com/office/drawing/2016/5/11/chartex" xmlns:cx6="http://schemas.microsoft.com/office/drawing/2016/5/12/chartex" xmlns:cx7="http://schemas.microsoft.com/office/drawing/2016/5/13/chartex" xmlns:cx8="http://schemas.microsoft.com/office/drawing/2016/5/14/chartex" xmlns:mc="http://schemas.openxmlformats.org/markup-compatibility/2006" xmlns:aink="http://schemas.microsoft.com/office/drawing/2016/ink" xmlns:am3d="http://schemas.microsoft.com/office/drawing/2017/model3d" xmlns:o="urn:schemas-microsoft-com:office:office" xmlns:oel="http://schemas.microsoft.com/office/2019/extlst" xmlns:r="http://schemas.openxmlformats.org/officeDocument/2006/relationships" xmlns:m="http://schemas.openxmlformats.org/officeDocument/2006/math" xmlns:v="urn:schemas-microsoft-com:vml" xmlns:wp14="http://schemas.microsoft.com/office/word/2010/wordprocessingDrawing" xmlns:wp="http://schemas.openxmlformats.org/drawingml/2006/wordprocessingDrawing" xmlns:w10="urn:schemas-microsoft-com:office:word" xmlns:w="http://schemas.openxmlformats.org/wordprocessingml/2006/main" xmlns:w14="http://schemas.microsoft.com/office/word/2010/wordml" xmlns:w15="http://schemas.microsoft.com/office/word/2012/wordml" xmlns:w16cex="http://schemas.microsoft.com/office/word/2018/wordml/cex" xmlns:w16cid="http://schemas.microsoft.com/office/word/2016/wordml/cid" xmlns:w16="http://schemas.microsoft.com/office/word/2018/wordml" xmlns:w16du="http://schemas.microsoft.com/office/word/2023/wordml/word16du" xmlns:w16sdtdh="http://schemas.microsoft.com/office/word/2020/wordml/sdtdatahash" xmlns:w16sdtfl="http://schemas.microsoft.com/office/word/2024/wordml/sdtformatlock" xmlns:w16se="http://schemas.microsoft.com/office/word/2015/wordml/symex" xmlns:wpg="http://schemas.microsoft.com/office/word/2010/wordprocessingGroup" xmlns:wpi="http://schemas.microsoft.com/office/word/2010/wordprocessingInk" xmlns:wne="http://schemas.microsoft.com/office/word/2006/wordml" xmlns:wps="http://schemas.microsoft.com/office/word/2010/wordprocessingShape" mc:Ignorable="w14 w15 w16se w16cid w16 w16cex w16sdtdh w16sdtfl w16du wp14">
-  <w:p>
-    <w:pPr>
-      <w:pStyle w:val="a6"/>
+      <w:pStyle w:val="Header"/>
       <w:jc w:val="right"/>
       <w:rPr>
         <w:rFonts w:ascii="Arial" w:hAnsi="Arial" w:cs="Arial"/>
@@ -7044,7 +7834,7 @@
       <w:rPr>
         <w:rFonts w:ascii="Arial" w:hAnsi="Arial" w:cs="Arial"/>
       </w:rPr>
-      <w:t>Oct</w:t>
+      <w:t>Dec</w:t>
     </w:r>
     <w:r>
       <w:rPr>
@@ -7056,13 +7846,7 @@
       <w:rPr>
         <w:rFonts w:ascii="Arial" w:hAnsi="Arial" w:cs="Arial"/>
       </w:rPr>
-      <w:t>1</w:t>
-    </w:r>
-    <w:r>
-      <w:rPr>
-        <w:rFonts w:ascii="Arial" w:hAnsi="Arial" w:cs="Arial"/>
-      </w:rPr>
-      <w:t>8</w:t>
+      <w:t>27</w:t>
     </w:r>
     <w:r>
       <w:rPr>
@@ -7076,16 +7860,6 @@
       </w:rPr>
       <w:t>5</w:t>
     </w:r>
-  </w:p>
-</w:hdr>
-</file>
-
-<file path=word/header3.xml><?xml version="1.0" encoding="utf-8"?>
-<w:hdr xmlns:wpc="http://schemas.microsoft.com/office/word/2010/wordprocessingCanvas" xmlns:cx="http://schemas.microsoft.com/office/drawing/2014/chartex" xmlns:cx1="http://schemas.microsoft.com/office/drawing/2015/9/8/chartex" xmlns:cx2="http://schemas.microsoft.com/office/drawing/2015/10/21/chartex" xmlns:cx3="http://schemas.microsoft.com/office/drawing/2016/5/9/chartex" xmlns:cx4="http://schemas.microsoft.com/office/drawing/2016/5/10/chartex" xmlns:cx5="http://schemas.microsoft.com/office/drawing/2016/5/11/chartex" xmlns:cx6="http://schemas.microsoft.com/office/drawing/2016/5/12/chartex" xmlns:cx7="http://schemas.microsoft.com/office/drawing/2016/5/13/chartex" xmlns:cx8="http://schemas.microsoft.com/office/drawing/2016/5/14/chartex" xmlns:mc="http://schemas.openxmlformats.org/markup-compatibility/2006" xmlns:aink="http://schemas.microsoft.com/office/drawing/2016/ink" xmlns:am3d="http://schemas.microsoft.com/office/drawing/2017/model3d" xmlns:o="urn:schemas-microsoft-com:office:office" xmlns:oel="http://schemas.microsoft.com/office/2019/extlst" xmlns:r="http://schemas.openxmlformats.org/officeDocument/2006/relationships" xmlns:m="http://schemas.openxmlformats.org/officeDocument/2006/math" xmlns:v="urn:schemas-microsoft-com:vml" xmlns:wp14="http://schemas.microsoft.com/office/word/2010/wordprocessingDrawing" xmlns:wp="http://schemas.openxmlformats.org/drawingml/2006/wordprocessingDrawing" xmlns:w10="urn:schemas-microsoft-com:office:word" xmlns:w="http://schemas.openxmlformats.org/wordprocessingml/2006/main" xmlns:w14="http://schemas.microsoft.com/office/word/2010/wordml" xmlns:w15="http://schemas.microsoft.com/office/word/2012/wordml" xmlns:w16cex="http://schemas.microsoft.com/office/word/2018/wordml/cex" xmlns:w16cid="http://schemas.microsoft.com/office/word/2016/wordml/cid" xmlns:w16="http://schemas.microsoft.com/office/word/2018/wordml" xmlns:w16du="http://schemas.microsoft.com/office/word/2023/wordml/word16du" xmlns:w16sdtdh="http://schemas.microsoft.com/office/word/2020/wordml/sdtdatahash" xmlns:w16sdtfl="http://schemas.microsoft.com/office/word/2024/wordml/sdtformatlock" xmlns:w16se="http://schemas.microsoft.com/office/word/2015/wordml/symex" xmlns:wpg="http://schemas.microsoft.com/office/word/2010/wordprocessingGroup" xmlns:wpi="http://schemas.microsoft.com/office/word/2010/wordprocessingInk" xmlns:wne="http://schemas.microsoft.com/office/word/2006/wordml" xmlns:wps="http://schemas.microsoft.com/office/word/2010/wordprocessingShape" mc:Ignorable="w14 w15 w16se w16cid w16 w16cex w16sdtdh w16sdtfl w16du wp14">
-  <w:p>
-    <w:pPr>
-      <w:pStyle w:val="a6"/>
-    </w:pPr>
   </w:p>
 </w:hdr>
 </file>
@@ -10223,7 +10997,7 @@
     <w:lsdException w:name="Unresolved Mention" w:semiHidden="1" w:unhideWhenUsed="1"/>
     <w:lsdException w:name="Smart Link" w:semiHidden="1" w:unhideWhenUsed="1"/>
   </w:latentStyles>
-  <w:style w:type="paragraph" w:default="1" w:styleId="a">
+  <w:style w:type="paragraph" w:default="1" w:styleId="Normal">
     <w:name w:val="Normal"/>
     <w:qFormat/>
     <w:rsid w:val="00516F53"/>
@@ -10232,13 +11006,13 @@
       <w:jc w:val="both"/>
     </w:pPr>
   </w:style>
-  <w:style w:type="character" w:default="1" w:styleId="a0">
+  <w:style w:type="character" w:default="1" w:styleId="DefaultParagraphFont">
     <w:name w:val="Default Paragraph Font"/>
     <w:uiPriority w:val="1"/>
     <w:semiHidden/>
     <w:unhideWhenUsed/>
   </w:style>
-  <w:style w:type="table" w:default="1" w:styleId="a1">
+  <w:style w:type="table" w:default="1" w:styleId="TableNormal">
     <w:name w:val="Normal Table"/>
     <w:uiPriority w:val="99"/>
     <w:semiHidden/>
@@ -10253,15 +11027,15 @@
       </w:tblCellMar>
     </w:tblPr>
   </w:style>
-  <w:style w:type="numbering" w:default="1" w:styleId="a2">
+  <w:style w:type="numbering" w:default="1" w:styleId="NoList">
     <w:name w:val="No List"/>
     <w:uiPriority w:val="99"/>
     <w:semiHidden/>
     <w:unhideWhenUsed/>
   </w:style>
-  <w:style w:type="character" w:styleId="a3">
+  <w:style w:type="character" w:styleId="Hyperlink">
     <w:name w:val="Hyperlink"/>
-    <w:basedOn w:val="a0"/>
+    <w:basedOn w:val="DefaultParagraphFont"/>
     <w:uiPriority w:val="99"/>
     <w:unhideWhenUsed/>
     <w:rsid w:val="00F4337C"/>
@@ -10270,9 +11044,9 @@
       <w:u w:val="single"/>
     </w:rPr>
   </w:style>
-  <w:style w:type="character" w:styleId="a4">
+  <w:style w:type="character" w:styleId="UnresolvedMention">
     <w:name w:val="Unresolved Mention"/>
-    <w:basedOn w:val="a0"/>
+    <w:basedOn w:val="DefaultParagraphFont"/>
     <w:uiPriority w:val="99"/>
     <w:semiHidden/>
     <w:unhideWhenUsed/>
@@ -10282,9 +11056,9 @@
       <w:shd w:val="clear" w:color="auto" w:fill="E1DFDD"/>
     </w:rPr>
   </w:style>
-  <w:style w:type="paragraph" w:styleId="a5">
+  <w:style w:type="paragraph" w:styleId="ListParagraph">
     <w:name w:val="List Paragraph"/>
-    <w:basedOn w:val="a"/>
+    <w:basedOn w:val="Normal"/>
     <w:uiPriority w:val="34"/>
     <w:qFormat/>
     <w:rsid w:val="00C44143"/>
@@ -10292,10 +11066,10 @@
       <w:ind w:leftChars="400" w:left="840"/>
     </w:pPr>
   </w:style>
-  <w:style w:type="paragraph" w:styleId="a6">
+  <w:style w:type="paragraph" w:styleId="Header">
     <w:name w:val="header"/>
-    <w:basedOn w:val="a"/>
-    <w:link w:val="a7"/>
+    <w:basedOn w:val="Normal"/>
+    <w:link w:val="HeaderChar"/>
     <w:uiPriority w:val="99"/>
     <w:unhideWhenUsed/>
     <w:rsid w:val="00B1751B"/>
@@ -10307,17 +11081,17 @@
       <w:snapToGrid w:val="0"/>
     </w:pPr>
   </w:style>
-  <w:style w:type="character" w:customStyle="1" w:styleId="a7">
-    <w:name w:val="ヘッダー (文字)"/>
-    <w:basedOn w:val="a0"/>
-    <w:link w:val="a6"/>
+  <w:style w:type="character" w:customStyle="1" w:styleId="HeaderChar">
+    <w:name w:val="Header Char"/>
+    <w:basedOn w:val="DefaultParagraphFont"/>
+    <w:link w:val="Header"/>
     <w:uiPriority w:val="99"/>
     <w:rsid w:val="00B1751B"/>
   </w:style>
-  <w:style w:type="paragraph" w:styleId="a8">
+  <w:style w:type="paragraph" w:styleId="Footer">
     <w:name w:val="footer"/>
-    <w:basedOn w:val="a"/>
-    <w:link w:val="a9"/>
+    <w:basedOn w:val="Normal"/>
+    <w:link w:val="FooterChar"/>
     <w:uiPriority w:val="99"/>
     <w:unhideWhenUsed/>
     <w:rsid w:val="00B1751B"/>
@@ -10329,16 +11103,16 @@
       <w:snapToGrid w:val="0"/>
     </w:pPr>
   </w:style>
-  <w:style w:type="character" w:customStyle="1" w:styleId="a9">
-    <w:name w:val="フッター (文字)"/>
-    <w:basedOn w:val="a0"/>
-    <w:link w:val="a8"/>
+  <w:style w:type="character" w:customStyle="1" w:styleId="FooterChar">
+    <w:name w:val="Footer Char"/>
+    <w:basedOn w:val="DefaultParagraphFont"/>
+    <w:link w:val="Footer"/>
     <w:uiPriority w:val="99"/>
     <w:rsid w:val="00B1751B"/>
   </w:style>
-  <w:style w:type="character" w:styleId="aa">
+  <w:style w:type="character" w:styleId="FollowedHyperlink">
     <w:name w:val="FollowedHyperlink"/>
-    <w:basedOn w:val="a0"/>
+    <w:basedOn w:val="DefaultParagraphFont"/>
     <w:uiPriority w:val="99"/>
     <w:semiHidden/>
     <w:unhideWhenUsed/>
